--- a/11. 架构/6. MySQL高并发架构.docx
+++ b/11. 架构/6. MySQL高并发架构.docx
@@ -1,6 +1,6 @@
 
 <file path=word/document.xml><?xml version="1.0" encoding="utf-8"?>
-<w:document xmlns:wpc="http://schemas.microsoft.com/office/word/2010/wordprocessingCanvas" xmlns:cx="http://schemas.microsoft.com/office/drawing/2014/chartex" xmlns:cx1="http://schemas.microsoft.com/office/drawing/2015/9/8/chartex" xmlns:cx2="http://schemas.microsoft.com/office/drawing/2015/10/21/chartex" xmlns:cx3="http://schemas.microsoft.com/office/drawing/2016/5/9/chartex" xmlns:cx4="http://schemas.microsoft.com/office/drawing/2016/5/10/chartex" xmlns:cx5="http://schemas.microsoft.com/office/drawing/2016/5/11/chartex" xmlns:cx6="http://schemas.microsoft.com/office/drawing/2016/5/12/chartex" xmlns:cx7="http://schemas.microsoft.com/office/drawing/2016/5/13/chartex" xmlns:cx8="http://schemas.microsoft.com/office/drawing/2016/5/14/chartex" xmlns:mc="http://schemas.openxmlformats.org/markup-compatibility/2006" xmlns:aink="http://schemas.microsoft.com/office/drawing/2016/ink" xmlns:am3d="http://schemas.microsoft.com/office/drawing/2017/model3d" xmlns:o="urn:schemas-microsoft-com:office:office" xmlns:r="http://schemas.openxmlformats.org/officeDocument/2006/relationships" xmlns:m="http://schemas.openxmlformats.org/officeDocument/2006/math" xmlns:v="urn:schemas-microsoft-com:vml" xmlns:wp14="http://schemas.microsoft.com/office/word/2010/wordprocessingDrawing" xmlns:wp="http://schemas.openxmlformats.org/drawingml/2006/wordprocessingDrawing" xmlns:w10="urn:schemas-microsoft-com:office:word" xmlns:w="http://schemas.openxmlformats.org/wordprocessingml/2006/main" xmlns:w14="http://schemas.microsoft.com/office/word/2010/wordml" xmlns:w15="http://schemas.microsoft.com/office/word/2012/wordml" xmlns:w16cex="http://schemas.microsoft.com/office/word/2018/wordml/cex" xmlns:w16cid="http://schemas.microsoft.com/office/word/2016/wordml/cid" xmlns:w16="http://schemas.microsoft.com/office/word/2018/wordml" xmlns:w16se="http://schemas.microsoft.com/office/word/2015/wordml/symex" xmlns:wpg="http://schemas.microsoft.com/office/word/2010/wordprocessingGroup" xmlns:wpi="http://schemas.microsoft.com/office/word/2010/wordprocessingInk" xmlns:wne="http://schemas.microsoft.com/office/word/2006/wordml" xmlns:wps="http://schemas.microsoft.com/office/word/2010/wordprocessingShape" mc:Ignorable="w14 w15 w16se w16cid w16 w16cex wp14">
+<w:document xmlns:wpc="http://schemas.microsoft.com/office/word/2010/wordprocessingCanvas" xmlns:cx="http://schemas.microsoft.com/office/drawing/2014/chartex" xmlns:cx1="http://schemas.microsoft.com/office/drawing/2015/9/8/chartex" xmlns:cx2="http://schemas.microsoft.com/office/drawing/2015/10/21/chartex" xmlns:cx3="http://schemas.microsoft.com/office/drawing/2016/5/9/chartex" xmlns:cx4="http://schemas.microsoft.com/office/drawing/2016/5/10/chartex" xmlns:cx5="http://schemas.microsoft.com/office/drawing/2016/5/11/chartex" xmlns:cx6="http://schemas.microsoft.com/office/drawing/2016/5/12/chartex" xmlns:cx7="http://schemas.microsoft.com/office/drawing/2016/5/13/chartex" xmlns:cx8="http://schemas.microsoft.com/office/drawing/2016/5/14/chartex" xmlns:mc="http://schemas.openxmlformats.org/markup-compatibility/2006" xmlns:aink="http://schemas.microsoft.com/office/drawing/2016/ink" xmlns:am3d="http://schemas.microsoft.com/office/drawing/2017/model3d" xmlns:o="urn:schemas-microsoft-com:office:office" xmlns:oel="http://schemas.microsoft.com/office/2019/extlst" xmlns:r="http://schemas.openxmlformats.org/officeDocument/2006/relationships" xmlns:m="http://schemas.openxmlformats.org/officeDocument/2006/math" xmlns:v="urn:schemas-microsoft-com:vml" xmlns:wp14="http://schemas.microsoft.com/office/word/2010/wordprocessingDrawing" xmlns:wp="http://schemas.openxmlformats.org/drawingml/2006/wordprocessingDrawing" xmlns:w10="urn:schemas-microsoft-com:office:word" xmlns:w="http://schemas.openxmlformats.org/wordprocessingml/2006/main" xmlns:w14="http://schemas.microsoft.com/office/word/2010/wordml" xmlns:w15="http://schemas.microsoft.com/office/word/2012/wordml" xmlns:w16cex="http://schemas.microsoft.com/office/word/2018/wordml/cex" xmlns:w16cid="http://schemas.microsoft.com/office/word/2016/wordml/cid" xmlns:w16="http://schemas.microsoft.com/office/word/2018/wordml" xmlns:w16du="http://schemas.microsoft.com/office/word/2023/wordml/word16du" xmlns:w16sdtdh="http://schemas.microsoft.com/office/word/2020/wordml/sdtdatahash" xmlns:w16sdtfl="http://schemas.microsoft.com/office/word/2024/wordml/sdtformatlock" xmlns:w16se="http://schemas.microsoft.com/office/word/2015/wordml/symex" xmlns:wpg="http://schemas.microsoft.com/office/word/2010/wordprocessingGroup" xmlns:wpi="http://schemas.microsoft.com/office/word/2010/wordprocessingInk" xmlns:wne="http://schemas.microsoft.com/office/word/2006/wordml" xmlns:wps="http://schemas.microsoft.com/office/word/2010/wordprocessingShape" mc:Ignorable="w14 w15 w16se w16cid w16 w16cex w16sdtdh w16sdtfl w16du wp14">
   <w:body>
     <w:p>
       <w:pPr>
@@ -32,17 +32,87 @@
         </w:rPr>
       </w:pPr>
       <w:r>
+        <w:t>F5/A10/</w:t>
+      </w:r>
+      <w:r>
         <w:t>LVS</w:t>
       </w:r>
     </w:p>
     <w:p>
       <w:pPr>
         <w:pStyle w:val="2"/>
-      </w:pPr>
-      <w:r>
         <w:rPr>
           <w:rFonts w:hint="default"/>
         </w:rPr>
+      </w:pPr>
+      <w:r>
+        <w:t>负载均衡</w:t>
+      </w:r>
+    </w:p>
+    <w:p>
+      <w:pPr>
+        <w:pStyle w:val="3"/>
+      </w:pPr>
+      <w:r>
+        <w:rPr>
+          <w:rFonts w:hint="eastAsia"/>
+        </w:rPr>
+        <w:t>通过应用驱动实现负载均衡</w:t>
+      </w:r>
+    </w:p>
+    <w:p>
+      <w:pPr>
+        <w:pStyle w:val="3"/>
+      </w:pPr>
+      <w:r>
+        <w:rPr>
+          <w:rFonts w:hint="eastAsia"/>
+        </w:rPr>
+        <w:t>ProxySQL</w:t>
+      </w:r>
+    </w:p>
+    <w:p>
+      <w:pPr>
+        <w:pStyle w:val="3"/>
+      </w:pPr>
+      <w:r>
+        <w:rPr>
+          <w:rFonts w:hint="eastAsia"/>
+        </w:rPr>
+        <w:t>HAProxy</w:t>
+      </w:r>
+    </w:p>
+    <w:p>
+      <w:pPr>
+        <w:pStyle w:val="3"/>
+        <w:rPr>
+          <w:rFonts w:hint="eastAsia"/>
+        </w:rPr>
+      </w:pPr>
+      <w:r>
+        <w:rPr>
+          <w:rFonts w:hint="eastAsia"/>
+        </w:rPr>
+        <w:t>MySQL</w:t>
+      </w:r>
+      <w:r>
+        <w:rPr>
+          <w:rFonts w:hint="eastAsia"/>
+        </w:rPr>
+        <w:t>路由器</w:t>
+      </w:r>
+    </w:p>
+    <w:p>
+      <w:pPr>
+        <w:pStyle w:val="2"/>
+        <w:rPr>
+          <w:rFonts w:hint="default"/>
+        </w:rPr>
+      </w:pPr>
+      <w:r>
+        <w:rPr>
+          <w:rFonts w:hint="default"/>
+        </w:rPr>
         <w:t>P</w:t>
       </w:r>
       <w:r>
@@ -77,9 +147,6 @@
     <w:p>
       <w:pPr>
         <w:pStyle w:val="4"/>
-        <w:rPr>
-          <w:rFonts w:hint="eastAsia"/>
-        </w:rPr>
       </w:pPr>
       <w:r>
         <w:rPr>
@@ -99,9 +166,6 @@
     <w:p>
       <w:pPr>
         <w:pStyle w:val="4"/>
-        <w:rPr>
-          <w:rFonts w:hint="eastAsia"/>
-        </w:rPr>
       </w:pPr>
       <w:r>
         <w:rPr>
@@ -114,34 +178,67 @@
       <w:pPr>
         <w:pStyle w:val="4"/>
         <w:rPr>
+          <w:rFonts w:ascii="仿宋" w:hAnsi="仿宋" w:hint="eastAsia"/>
+        </w:rPr>
+      </w:pPr>
+      <w:r>
+        <w:rPr>
           <w:rFonts w:ascii="仿宋" w:hAnsi="仿宋"/>
         </w:rPr>
+        <w:t>执行计划</w:t>
+      </w:r>
+      <w:r>
+        <w:rPr>
+          <w:rFonts w:ascii="仿宋" w:hAnsi="仿宋" w:hint="eastAsia"/>
+        </w:rPr>
+        <w:t>缓存</w:t>
+      </w:r>
+    </w:p>
+    <w:p>
+      <w:pPr>
+        <w:pStyle w:val="4"/>
+        <w:rPr>
+          <w:rFonts w:ascii="仿宋" w:hAnsi="仿宋" w:hint="eastAsia"/>
+        </w:rPr>
       </w:pPr>
       <w:r>
         <w:rPr>
           <w:rFonts w:ascii="仿宋" w:hAnsi="仿宋"/>
         </w:rPr>
-        <w:t>执行计划</w:t>
-      </w:r>
-      <w:r>
-        <w:rPr>
-          <w:rFonts w:ascii="仿宋" w:hAnsi="仿宋" w:hint="eastAsia"/>
-        </w:rPr>
-        <w:t>缓存</w:t>
+        <w:t>结果集缓存</w:t>
+      </w:r>
+    </w:p>
+    <w:p>
+      <w:pPr>
+        <w:pStyle w:val="3"/>
+      </w:pPr>
+      <w:r>
+        <w:rPr>
+          <w:rFonts w:hint="eastAsia"/>
+        </w:rPr>
+        <w:t>流控</w:t>
       </w:r>
     </w:p>
     <w:p>
       <w:pPr>
         <w:pStyle w:val="4"/>
-        <w:rPr>
-          <w:rFonts w:ascii="仿宋" w:hAnsi="仿宋"/>
-        </w:rPr>
-      </w:pPr>
-      <w:r>
-        <w:rPr>
-          <w:rFonts w:ascii="仿宋" w:hAnsi="仿宋"/>
-        </w:rPr>
-        <w:t>结果集缓存</w:t>
+      </w:pPr>
+      <w:r>
+        <w:rPr>
+          <w:rFonts w:hint="eastAsia"/>
+        </w:rPr>
+        <w:t>限流</w:t>
+      </w:r>
+    </w:p>
+    <w:p>
+      <w:pPr>
+        <w:pStyle w:val="4"/>
+      </w:pPr>
+      <w:r>
+        <w:rPr>
+          <w:rFonts w:hint="eastAsia"/>
+        </w:rPr>
+        <w:t>黑名单</w:t>
       </w:r>
     </w:p>
     <w:p>
@@ -149,10 +246,174 @@
         <w:pStyle w:val="3"/>
       </w:pPr>
       <w:r>
-        <w:rPr>
-          <w:rFonts w:hint="eastAsia"/>
-        </w:rPr>
-        <w:t>流控</w:t>
+        <w:t>透传</w:t>
+      </w:r>
+      <w:r>
+        <w:t>SQL</w:t>
+      </w:r>
+    </w:p>
+    <w:p>
+      <w:pPr>
+        <w:pStyle w:val="3"/>
+      </w:pPr>
+      <w:r>
+        <w:rPr>
+          <w:rFonts w:hint="eastAsia"/>
+        </w:rPr>
+        <w:t>读写分离</w:t>
+      </w:r>
+    </w:p>
+    <w:p>
+      <w:pPr>
+        <w:pStyle w:val="3"/>
+      </w:pPr>
+      <w:r>
+        <w:rPr>
+          <w:rFonts w:hint="eastAsia"/>
+        </w:rPr>
+        <w:t>数据库锁</w:t>
+      </w:r>
+    </w:p>
+    <w:p>
+      <w:pPr>
+        <w:pStyle w:val="3"/>
+      </w:pPr>
+      <w:r>
+        <w:t>分布式</w:t>
+      </w:r>
+      <w:r>
+        <w:rPr>
+          <w:rFonts w:hint="eastAsia"/>
+        </w:rPr>
+        <w:t>MVCC</w:t>
+      </w:r>
+    </w:p>
+    <w:p>
+      <w:pPr>
+        <w:pStyle w:val="3"/>
+      </w:pPr>
+      <w:r>
+        <w:rPr>
+          <w:rFonts w:hint="eastAsia"/>
+        </w:rPr>
+        <w:t>热点数据</w:t>
+      </w:r>
+    </w:p>
+    <w:p>
+      <w:pPr>
+        <w:pStyle w:val="2"/>
+        <w:rPr>
+          <w:rFonts w:hint="default"/>
+        </w:rPr>
+      </w:pPr>
+      <w:r>
+        <w:t>SQL</w:t>
+      </w:r>
+      <w:r>
+        <w:t>引擎高并发</w:t>
+      </w:r>
+    </w:p>
+    <w:p>
+      <w:pPr>
+        <w:pStyle w:val="2"/>
+        <w:rPr>
+          <w:rFonts w:hint="default"/>
+        </w:rPr>
+      </w:pPr>
+      <w:r>
+        <w:t>执行器高并发</w:t>
+      </w:r>
+    </w:p>
+    <w:p>
+      <w:pPr>
+        <w:pStyle w:val="2"/>
+        <w:rPr>
+          <w:rFonts w:hint="default"/>
+        </w:rPr>
+      </w:pPr>
+      <w:r>
+        <w:t>DB</w:t>
+      </w:r>
+      <w:r>
+        <w:t>高并发</w:t>
+      </w:r>
+    </w:p>
+    <w:p>
+      <w:pPr>
+        <w:pStyle w:val="3"/>
+      </w:pPr>
+      <w:r>
+        <w:rPr>
+          <w:rFonts w:hint="eastAsia"/>
+        </w:rPr>
+        <w:t>写时复制</w:t>
+      </w:r>
+    </w:p>
+    <w:p>
+      <w:pPr>
+        <w:pStyle w:val="3"/>
+      </w:pPr>
+      <w:r>
+        <w:rPr>
+          <w:rFonts w:hint="eastAsia"/>
+        </w:rPr>
+        <w:t>MVCC</w:t>
+      </w:r>
+    </w:p>
+    <w:p>
+      <w:pPr>
+        <w:pStyle w:val="3"/>
+      </w:pPr>
+      <w:r>
+        <w:rPr>
+          <w:rFonts w:hint="eastAsia"/>
+        </w:rPr>
+        <w:lastRenderedPageBreak/>
+        <w:t>主从复制</w:t>
+      </w:r>
+    </w:p>
+    <w:p>
+      <w:pPr>
+        <w:pStyle w:val="1"/>
+        <w:rPr>
+          <w:rFonts w:hint="default"/>
+        </w:rPr>
+      </w:pPr>
+      <w:r>
+        <w:t>优秀方案</w:t>
+      </w:r>
+    </w:p>
+    <w:p>
+      <w:pPr>
+        <w:pStyle w:val="2"/>
+        <w:rPr>
+          <w:rFonts w:hint="default"/>
+        </w:rPr>
+      </w:pPr>
+      <w:r>
+        <w:t>TDSQL</w:t>
+      </w:r>
+    </w:p>
+    <w:p>
+      <w:pPr>
+        <w:pStyle w:val="2"/>
+        <w:rPr>
+          <w:rFonts w:hint="default"/>
+        </w:rPr>
+      </w:pPr>
+      <w:r>
+        <w:t>OceanBase</w:t>
+      </w:r>
+    </w:p>
+    <w:p>
+      <w:pPr>
+        <w:pStyle w:val="3"/>
+      </w:pPr>
+      <w:r>
+        <w:rPr>
+          <w:rFonts w:hint="eastAsia"/>
+        </w:rPr>
+        <w:t>OBProxy</w:t>
       </w:r>
     </w:p>
     <w:p>
@@ -163,256 +424,35 @@
         <w:rPr>
           <w:rFonts w:hint="eastAsia"/>
         </w:rPr>
-        <w:t>限流</w:t>
+        <w:t>读写分离</w:t>
+      </w:r>
+    </w:p>
+    <w:p>
+      <w:pPr>
+        <w:pStyle w:val="3"/>
+      </w:pPr>
+      <w:r>
+        <w:rPr>
+          <w:rFonts w:hint="eastAsia"/>
+        </w:rPr>
+        <w:t>SQL</w:t>
+      </w:r>
+      <w:r>
+        <w:rPr>
+          <w:rFonts w:hint="eastAsia"/>
+        </w:rPr>
+        <w:t>引擎</w:t>
       </w:r>
     </w:p>
     <w:p>
       <w:pPr>
         <w:pStyle w:val="4"/>
-        <w:rPr>
-          <w:rFonts w:hint="eastAsia"/>
-        </w:rPr>
-      </w:pPr>
-      <w:r>
-        <w:rPr>
-          <w:rFonts w:hint="eastAsia"/>
-        </w:rPr>
-        <w:t>黑名单</w:t>
-      </w:r>
-    </w:p>
-    <w:p>
-      <w:pPr>
-        <w:pStyle w:val="3"/>
-      </w:pPr>
-      <w:proofErr w:type="gramStart"/>
-      <w:r>
-        <w:t>透传</w:t>
-      </w:r>
-      <w:proofErr w:type="gramEnd"/>
-      <w:r>
-        <w:t>SQL</w:t>
-      </w:r>
-    </w:p>
-    <w:p>
-      <w:pPr>
-        <w:pStyle w:val="3"/>
-      </w:pPr>
-      <w:r>
-        <w:rPr>
-          <w:rFonts w:hint="eastAsia"/>
-        </w:rPr>
-        <w:t>读写分离</w:t>
-      </w:r>
-    </w:p>
-    <w:p>
-      <w:pPr>
-        <w:pStyle w:val="3"/>
-      </w:pPr>
-      <w:r>
-        <w:rPr>
-          <w:rFonts w:hint="eastAsia"/>
-        </w:rPr>
-        <w:t>数据库锁</w:t>
-      </w:r>
-    </w:p>
-    <w:p>
-      <w:pPr>
-        <w:pStyle w:val="3"/>
-      </w:pPr>
-      <w:r>
-        <w:t>分布式</w:t>
-      </w:r>
-      <w:r>
-        <w:rPr>
-          <w:rFonts w:hint="eastAsia"/>
-        </w:rPr>
-        <w:t>MVCC</w:t>
-      </w:r>
-    </w:p>
-    <w:p>
-      <w:pPr>
-        <w:pStyle w:val="3"/>
-      </w:pPr>
-      <w:r>
-        <w:rPr>
-          <w:rFonts w:hint="eastAsia"/>
-        </w:rPr>
-        <w:t>热点数据</w:t>
-      </w:r>
-    </w:p>
-    <w:p>
-      <w:pPr>
-        <w:pStyle w:val="2"/>
-        <w:rPr>
-          <w:rFonts w:hint="default"/>
-        </w:rPr>
-      </w:pPr>
-      <w:r>
-        <w:t>SQL</w:t>
-      </w:r>
-      <w:r>
-        <w:t>引擎高并发</w:t>
-      </w:r>
-    </w:p>
-    <w:p>
-      <w:pPr>
-        <w:pStyle w:val="2"/>
-        <w:rPr>
-          <w:rFonts w:hint="default"/>
-        </w:rPr>
-      </w:pPr>
-      <w:r>
-        <w:t>执行器高并发</w:t>
-      </w:r>
-    </w:p>
-    <w:p>
-      <w:pPr>
-        <w:pStyle w:val="2"/>
-        <w:rPr>
-          <w:rFonts w:hint="default"/>
-        </w:rPr>
-      </w:pPr>
-      <w:r>
-        <w:t>DB</w:t>
-      </w:r>
-      <w:r>
-        <w:t>高并发</w:t>
-      </w:r>
-    </w:p>
-    <w:p>
-      <w:pPr>
-        <w:pStyle w:val="3"/>
-      </w:pPr>
-      <w:r>
-        <w:rPr>
-          <w:rFonts w:hint="eastAsia"/>
-        </w:rPr>
-        <w:t>写时复制</w:t>
-      </w:r>
-    </w:p>
-    <w:p>
-      <w:pPr>
-        <w:pStyle w:val="3"/>
-      </w:pPr>
-      <w:r>
-        <w:rPr>
-          <w:rFonts w:hint="eastAsia"/>
-        </w:rPr>
-        <w:t>MVCC</w:t>
-      </w:r>
-    </w:p>
-    <w:p>
-      <w:pPr>
-        <w:pStyle w:val="3"/>
-        <w:rPr>
-          <w:rFonts w:hint="eastAsia"/>
-        </w:rPr>
-      </w:pPr>
-      <w:r>
-        <w:rPr>
-          <w:rFonts w:hint="eastAsia"/>
-        </w:rPr>
-        <w:t>主从复制</w:t>
-      </w:r>
-    </w:p>
-    <w:p>
-      <w:pPr>
-        <w:pStyle w:val="1"/>
-        <w:rPr>
-          <w:rFonts w:hint="default"/>
-        </w:rPr>
-      </w:pPr>
-      <w:r>
-        <w:t>优秀方案</w:t>
-      </w:r>
-    </w:p>
-    <w:p>
-      <w:pPr>
-        <w:pStyle w:val="2"/>
-        <w:rPr>
-          <w:rFonts w:hint="default"/>
-        </w:rPr>
-      </w:pPr>
-      <w:r>
-        <w:t>TDSQL</w:t>
-      </w:r>
-    </w:p>
-    <w:p>
-      <w:pPr>
-        <w:pStyle w:val="2"/>
-        <w:rPr>
-          <w:rFonts w:hint="default"/>
-        </w:rPr>
-      </w:pPr>
-      <w:proofErr w:type="spellStart"/>
-      <w:r>
-        <w:t>OceanBase</w:t>
-      </w:r>
-      <w:proofErr w:type="spellEnd"/>
-    </w:p>
-    <w:p>
-      <w:pPr>
-        <w:pStyle w:val="3"/>
-      </w:pPr>
-      <w:proofErr w:type="spellStart"/>
-      <w:r>
-        <w:rPr>
-          <w:rFonts w:hint="eastAsia"/>
-        </w:rPr>
-        <w:t>OBProxy</w:t>
-      </w:r>
-      <w:proofErr w:type="spellEnd"/>
-    </w:p>
-    <w:p>
-      <w:pPr>
-        <w:pStyle w:val="4"/>
-      </w:pPr>
-      <w:r>
-        <w:rPr>
-          <w:rFonts w:hint="eastAsia"/>
-        </w:rPr>
-        <w:lastRenderedPageBreak/>
-        <w:t>读</w:t>
-      </w:r>
-      <w:r>
-        <w:rPr>
-          <w:rFonts w:hint="eastAsia"/>
-        </w:rPr>
-        <w:t>写分离</w:t>
-      </w:r>
-    </w:p>
-    <w:p>
-      <w:pPr>
-        <w:pStyle w:val="3"/>
-      </w:pPr>
-      <w:r>
-        <w:rPr>
-          <w:rFonts w:hint="eastAsia"/>
-        </w:rPr>
-        <w:t>SQL</w:t>
-      </w:r>
-      <w:r>
-        <w:rPr>
-          <w:rFonts w:hint="eastAsia"/>
-        </w:rPr>
-        <w:t>引擎</w:t>
-      </w:r>
-    </w:p>
-    <w:p>
-      <w:pPr>
-        <w:pStyle w:val="4"/>
-      </w:pPr>
-      <w:r>
-        <w:rPr>
-          <w:rFonts w:hint="eastAsia"/>
-        </w:rPr>
-        <w:t>快</w:t>
-      </w:r>
-      <w:r>
-        <w:rPr>
-          <w:rFonts w:hint="eastAsia"/>
-        </w:rPr>
-        <w:t>速参数化</w:t>
+      </w:pPr>
+      <w:r>
+        <w:rPr>
+          <w:rFonts w:hint="eastAsia"/>
+        </w:rPr>
+        <w:t>快速参数化</w:t>
       </w:r>
     </w:p>
     <w:p>
@@ -502,10 +542,7 @@
         <w:t>请求串后，</w:t>
       </w:r>
       <w:r>
-        <w:t xml:space="preserve"> </w:t>
-      </w:r>
-      <w:r>
-        <w:t>Parser</w:t>
+        <w:t xml:space="preserve"> Parser</w:t>
       </w:r>
       <w:r>
         <w:t>会将字符串分成一个个的</w:t>
@@ -573,14 +610,12 @@
         </w:rPr>
         <w:t>请求的处理速度，</w:t>
       </w:r>
-      <w:proofErr w:type="spellStart"/>
       <w:r>
         <w:rPr>
           <w:color w:val="FF0000"/>
         </w:rPr>
         <w:t>OceanBase</w:t>
       </w:r>
-      <w:proofErr w:type="spellEnd"/>
       <w:r>
         <w:rPr>
           <w:color w:val="FF0000"/>
@@ -831,10 +866,7 @@
         <w:t>在优化过程中，优化器需要综合考虑</w:t>
       </w:r>
       <w:r>
-        <w:t>SQ</w:t>
-      </w:r>
-      <w:r>
-        <w:t>L</w:t>
+        <w:t>SQL</w:t>
       </w:r>
       <w:r>
         <w:t>请求的语义、对象数据特征、对象物理分布等多方面因素，解决访问路径选择、连接顺序选择、连接算法选择、</w:t>
@@ -849,15 +881,7 @@
         <w:t>SQL</w:t>
       </w:r>
       <w:r>
-        <w:t>的</w:t>
-      </w:r>
-      <w:proofErr w:type="gramStart"/>
-      <w:r>
-        <w:t>最佳执行</w:t>
-      </w:r>
-      <w:proofErr w:type="gramEnd"/>
-      <w:r>
-        <w:t>计划。</w:t>
+        <w:t>的最佳执行计划。</w:t>
       </w:r>
       <w:r>
         <w:br/>
@@ -872,30 +896,18 @@
       <w:r>
         <w:t>为了充分利用</w:t>
       </w:r>
-      <w:proofErr w:type="spellStart"/>
       <w:r>
         <w:t>OceanBase</w:t>
       </w:r>
-      <w:proofErr w:type="spellEnd"/>
-      <w:r>
-        <w:t>的分布式架构和多核计</w:t>
-      </w:r>
-      <w:proofErr w:type="gramStart"/>
-      <w:r>
-        <w:t>算资源</w:t>
-      </w:r>
-      <w:proofErr w:type="gramEnd"/>
-      <w:r>
-        <w:t>的优势，</w:t>
-      </w:r>
-      <w:proofErr w:type="spellStart"/>
+      <w:r>
+        <w:t>的分布式架构和多核计算资源的优势，</w:t>
+      </w:r>
       <w:r>
         <w:rPr>
           <w:color w:val="FF0000"/>
         </w:rPr>
         <w:t>OceanBase</w:t>
       </w:r>
-      <w:proofErr w:type="spellEnd"/>
       <w:r>
         <w:rPr>
           <w:color w:val="FF0000"/>
@@ -939,11 +951,9 @@
           <w:rFonts w:hint="default"/>
         </w:rPr>
       </w:pPr>
-      <w:proofErr w:type="spellStart"/>
       <w:r>
         <w:t>TiDB</w:t>
       </w:r>
-      <w:proofErr w:type="spellEnd"/>
     </w:p>
     <w:p>
       <w:pPr>
@@ -952,11 +962,9 @@
           <w:rFonts w:hint="default"/>
         </w:rPr>
       </w:pPr>
-      <w:proofErr w:type="spellStart"/>
       <w:r>
         <w:t>GoldenDB</w:t>
       </w:r>
-      <w:proofErr w:type="spellEnd"/>
     </w:p>
     <w:p>
       <w:pPr>
@@ -977,27 +985,19 @@
         <w:rPr>
           <w:rFonts w:hint="eastAsia"/>
         </w:rPr>
-        <w:t>L</w:t>
-      </w:r>
-      <w:r>
-        <w:rPr>
-          <w:rFonts w:hint="eastAsia"/>
-        </w:rPr>
-        <w:t>VS</w:t>
+        <w:t>LVS</w:t>
       </w:r>
     </w:p>
     <w:p>
       <w:pPr>
         <w:pStyle w:val="4"/>
       </w:pPr>
-      <w:proofErr w:type="gramStart"/>
       <w:r>
         <w:rPr>
           <w:rFonts w:hint="eastAsia"/>
         </w:rPr>
         <w:t>池化技术</w:t>
       </w:r>
-      <w:proofErr w:type="gramEnd"/>
     </w:p>
     <w:p>
       <w:pPr>
@@ -1133,14 +1133,12 @@
       <w:pPr>
         <w:ind w:firstLine="420"/>
       </w:pPr>
-      <w:proofErr w:type="spellStart"/>
       <w:r>
         <w:rPr>
           <w:rFonts w:hint="eastAsia"/>
         </w:rPr>
         <w:t>GoldenDB</w:t>
       </w:r>
-      <w:proofErr w:type="spellEnd"/>
       <w:r>
         <w:rPr>
           <w:rFonts w:hint="eastAsia"/>
@@ -1247,48 +1245,24 @@
       <w:pPr>
         <w:ind w:firstLine="420"/>
       </w:pPr>
-      <w:proofErr w:type="spellStart"/>
       <w:r>
         <w:rPr>
           <w:rFonts w:hint="eastAsia"/>
         </w:rPr>
         <w:t>GoldenDB</w:t>
       </w:r>
-      <w:proofErr w:type="spellEnd"/>
-      <w:r>
-        <w:rPr>
-          <w:rFonts w:hint="eastAsia"/>
-        </w:rPr>
-        <w:t>在事务</w:t>
-      </w:r>
-      <w:r>
-        <w:rPr>
-          <w:rFonts w:hint="eastAsia"/>
-        </w:rPr>
-        <w:t>处理上通过采用成熟的主流技术来实现高效的事务管理，这些技术包括：</w:t>
+      <w:r>
+        <w:rPr>
+          <w:rFonts w:hint="eastAsia"/>
+        </w:rPr>
+        <w:t>在事务处理上通过采用成熟的主流技术来实现高效的事务管理，这些技术包括：</w:t>
       </w:r>
       <w:r>
         <w:rPr>
           <w:rFonts w:hint="eastAsia"/>
           <w:color w:val="FF0000"/>
         </w:rPr>
-        <w:t>以行级为主</w:t>
-      </w:r>
-      <w:proofErr w:type="gramStart"/>
-      <w:r>
-        <w:rPr>
-          <w:rFonts w:hint="eastAsia"/>
-          <w:color w:val="FF0000"/>
-        </w:rPr>
-        <w:t>表级锁</w:t>
-      </w:r>
-      <w:proofErr w:type="gramEnd"/>
-      <w:r>
-        <w:rPr>
-          <w:rFonts w:hint="eastAsia"/>
-          <w:color w:val="FF0000"/>
-        </w:rPr>
-        <w:t>为辅的锁技术、多版本并发控制技术、全乐观锁</w:t>
+        <w:t>以行级为主表级锁为辅的锁技术、多版本并发控制技术、全乐观锁</w:t>
       </w:r>
       <w:r>
         <w:rPr>
@@ -1407,25 +1381,17 @@
         </w:rPr>
         <w:t>表预先判断更新数据的分布，</w:t>
       </w:r>
-      <w:proofErr w:type="spellStart"/>
       <w:r>
         <w:rPr>
           <w:rFonts w:hint="eastAsia"/>
         </w:rPr>
         <w:t>GoldenDB</w:t>
       </w:r>
-      <w:proofErr w:type="spellEnd"/>
-      <w:r>
-        <w:rPr>
-          <w:rFonts w:hint="eastAsia"/>
-        </w:rPr>
-        <w:t>采用限流的方案（根据消息积压数计算）</w:t>
-      </w:r>
-      <w:r>
-        <w:rPr>
-          <w:rFonts w:hint="eastAsia"/>
-        </w:rPr>
-        <w:t>，如果检测到分发到某个节点的写语句过多，则执行限流，这个粒度（针对</w:t>
+      <w:r>
+        <w:rPr>
+          <w:rFonts w:hint="eastAsia"/>
+        </w:rPr>
+        <w:t>采用限流的方案（根据消息积压数计算），如果检测到分发到某个节点的写语句过多，则执行限流，这个粒度（针对</w:t>
       </w:r>
       <w:r>
         <w:rPr>
@@ -1489,45 +1455,19 @@
         <w:ind w:firstLine="420"/>
       </w:pPr>
       <w:r>
-        <w:t>对于</w:t>
-      </w:r>
-      <w:proofErr w:type="gramStart"/>
-      <w:r>
-        <w:t>大结果集</w:t>
-      </w:r>
-      <w:proofErr w:type="gramEnd"/>
-      <w:r>
-        <w:t>进行分包处理（结果集在内存中缓存），防止一次性</w:t>
-      </w:r>
-      <w:proofErr w:type="gramStart"/>
-      <w:r>
-        <w:t>处理卡顿</w:t>
-      </w:r>
-      <w:proofErr w:type="gramEnd"/>
-      <w:r>
-        <w:t>。</w:t>
-      </w:r>
-    </w:p>
-    <w:p>
-      <w:pPr>
-        <w:ind w:firstLine="420"/>
-      </w:pPr>
-      <w:r>
-        <w:t>分布式批处理。提供分布式架构下批处理功能，满足金融、政企、运营商等行业</w:t>
-      </w:r>
-      <w:proofErr w:type="gramStart"/>
-      <w:r>
-        <w:t>日终大数据</w:t>
-      </w:r>
-      <w:proofErr w:type="gramEnd"/>
-      <w:r>
-        <w:t>批处理的要求，通过分布式</w:t>
-      </w:r>
-      <w:proofErr w:type="spellStart"/>
+        <w:t>对于大结果集进行分包处理（结果集在内存中缓存），防止一次性处理卡顿。</w:t>
+      </w:r>
+    </w:p>
+    <w:p>
+      <w:pPr>
+        <w:ind w:firstLine="420"/>
+      </w:pPr>
+      <w:r>
+        <w:t>分布式批处理。提供分布式架构下批处理功能，满足金融、政企、运营商等行业日终大数据批处理的要求，通过分布式</w:t>
+      </w:r>
       <w:r>
         <w:t>FetchSize</w:t>
       </w:r>
-      <w:proofErr w:type="spellEnd"/>
       <w:r>
         <w:t>和存储过程功能对数据进行批处理，减少客户端与</w:t>
       </w:r>
@@ -1595,21 +1535,7 @@
         <w:rPr>
           <w:rFonts w:hint="eastAsia"/>
         </w:rPr>
-        <w:t>读写分离是指利用数据节点集群安全组多副本，将</w:t>
-      </w:r>
-      <w:proofErr w:type="gramStart"/>
-      <w:r>
-        <w:rPr>
-          <w:rFonts w:hint="eastAsia"/>
-        </w:rPr>
-        <w:t>部分读</w:t>
-      </w:r>
-      <w:proofErr w:type="gramEnd"/>
-      <w:r>
-        <w:rPr>
-          <w:rFonts w:hint="eastAsia"/>
-        </w:rPr>
-        <w:t>请求发往备节点，提升系统的读能力。</w:t>
+        <w:t>读写分离是指利用数据节点集群安全组多副本，将部分读请求发往备节点，提升系统的读能力。</w:t>
       </w:r>
     </w:p>
     <w:p>
@@ -1622,14 +1548,12 @@
         </w:rPr>
         <w:t>在启动读写分离时，</w:t>
       </w:r>
-      <w:proofErr w:type="spellStart"/>
       <w:r>
         <w:rPr>
           <w:rFonts w:hint="eastAsia"/>
         </w:rPr>
         <w:t>GoldenDB</w:t>
       </w:r>
-      <w:proofErr w:type="spellEnd"/>
       <w:r>
         <w:rPr>
           <w:rFonts w:hint="eastAsia"/>
@@ -1658,27 +1582,7 @@
         <w:rPr>
           <w:rFonts w:hint="eastAsia"/>
         </w:rPr>
-        <w:t>下发的数据节点，将写操作发往主节点，</w:t>
-      </w:r>
-      <w:proofErr w:type="gramStart"/>
-      <w:r>
-        <w:rPr>
-          <w:rFonts w:hint="eastAsia"/>
-        </w:rPr>
-        <w:t>将读操</w:t>
-      </w:r>
-      <w:r>
-        <w:rPr>
-          <w:rFonts w:hint="eastAsia"/>
-        </w:rPr>
-        <w:t>作</w:t>
-      </w:r>
-      <w:proofErr w:type="gramEnd"/>
-      <w:r>
-        <w:rPr>
-          <w:rFonts w:hint="eastAsia"/>
-        </w:rPr>
-        <w:t>发往备节点。</w:t>
+        <w:t>下发的数据节点，将写操作发往主节点，将读操作发往备节点。</w:t>
       </w:r>
     </w:p>
     <w:p>
@@ -1691,7 +1595,6 @@
         </w:rPr>
         <w:t>注意：</w:t>
       </w:r>
-      <w:proofErr w:type="spellStart"/>
       <w:r>
         <w:rPr>
           <w:rFonts w:hint="eastAsia"/>
@@ -1699,7 +1602,6 @@
         </w:rPr>
         <w:t>GoldenDB</w:t>
       </w:r>
-      <w:proofErr w:type="spellEnd"/>
       <w:r>
         <w:rPr>
           <w:rFonts w:hint="eastAsia"/>
@@ -1739,14 +1641,12 @@
         <w:lastRenderedPageBreak/>
         <w:t>在多个应用接入一个数据节点集群时，为了满足不同应用的需求，</w:t>
       </w:r>
-      <w:proofErr w:type="spellStart"/>
       <w:r>
         <w:rPr>
           <w:rFonts w:hint="eastAsia"/>
         </w:rPr>
         <w:t>GoldenDB</w:t>
       </w:r>
-      <w:proofErr w:type="spellEnd"/>
       <w:r>
         <w:rPr>
           <w:rFonts w:hint="eastAsia"/>
@@ -1762,47 +1662,11 @@
         </w:numPr>
         <w:ind w:firstLine="420"/>
       </w:pPr>
-      <w:proofErr w:type="gramStart"/>
-      <w:r>
-        <w:rPr>
-          <w:rFonts w:hint="eastAsia"/>
-        </w:rPr>
-        <w:t>读主节点</w:t>
-      </w:r>
-      <w:proofErr w:type="gramEnd"/>
-      <w:r>
-        <w:rPr>
-          <w:rFonts w:hint="eastAsia"/>
-        </w:rPr>
-        <w:t>。读操作默认发往主节点，</w:t>
-      </w:r>
-      <w:proofErr w:type="gramStart"/>
-      <w:r>
-        <w:rPr>
-          <w:rFonts w:hint="eastAsia"/>
-        </w:rPr>
-        <w:t>当应用</w:t>
-      </w:r>
-      <w:proofErr w:type="gramEnd"/>
-      <w:r>
-        <w:rPr>
-          <w:rFonts w:hint="eastAsia"/>
-        </w:rPr>
-        <w:t>强制</w:t>
-      </w:r>
-      <w:proofErr w:type="gramStart"/>
-      <w:r>
-        <w:rPr>
-          <w:rFonts w:hint="eastAsia"/>
-        </w:rPr>
-        <w:t>指定将读请求</w:t>
-      </w:r>
-      <w:proofErr w:type="gramEnd"/>
-      <w:r>
-        <w:rPr>
-          <w:rFonts w:hint="eastAsia"/>
-        </w:rPr>
-        <w:t>发往备节点时，读请求即在备机间做负载均衡；</w:t>
+      <w:r>
+        <w:rPr>
+          <w:rFonts w:hint="eastAsia"/>
+        </w:rPr>
+        <w:t>读主节点。读操作默认发往主节点，当应用强制指定将读请求发往备节点时，读请求即在备机间做负载均衡；</w:t>
       </w:r>
     </w:p>
     <w:p>
@@ -1813,33 +1677,11 @@
         </w:numPr>
         <w:ind w:firstLine="420"/>
       </w:pPr>
-      <w:proofErr w:type="gramStart"/>
-      <w:r>
-        <w:rPr>
-          <w:rFonts w:hint="eastAsia"/>
-        </w:rPr>
-        <w:t>读备节点</w:t>
-      </w:r>
-      <w:proofErr w:type="gramEnd"/>
-      <w:r>
-        <w:rPr>
-          <w:rFonts w:hint="eastAsia"/>
-        </w:rPr>
-        <w:t>。读操作仅在备机间根据配置的权重</w:t>
-      </w:r>
-      <w:proofErr w:type="gramStart"/>
-      <w:r>
-        <w:rPr>
-          <w:rFonts w:hint="eastAsia"/>
-        </w:rPr>
-        <w:t>做读负载</w:t>
-      </w:r>
-      <w:proofErr w:type="gramEnd"/>
-      <w:r>
-        <w:rPr>
-          <w:rFonts w:hint="eastAsia"/>
-        </w:rPr>
-        <w:t>均衡。</w:t>
+      <w:r>
+        <w:rPr>
+          <w:rFonts w:hint="eastAsia"/>
+        </w:rPr>
+        <w:t>读备节点。读操作仅在备机间根据配置的权重做读负载均衡。</w:t>
       </w:r>
     </w:p>
     <w:p>
@@ -1852,14 +1694,12 @@
         </w:rPr>
         <w:t>除了上述连接实例级别的读写分离模式设置，</w:t>
       </w:r>
-      <w:proofErr w:type="spellStart"/>
       <w:r>
         <w:rPr>
           <w:rFonts w:hint="eastAsia"/>
         </w:rPr>
         <w:t>GoldenDB</w:t>
       </w:r>
-      <w:proofErr w:type="spellEnd"/>
       <w:r>
         <w:rPr>
           <w:rFonts w:hint="eastAsia"/>
@@ -2063,21 +1903,7 @@
         <w:rPr>
           <w:rFonts w:hint="eastAsia"/>
         </w:rPr>
-        <w:t>的优先级，同城机房高于</w:t>
-      </w:r>
-      <w:proofErr w:type="gramStart"/>
-      <w:r>
-        <w:rPr>
-          <w:rFonts w:hint="eastAsia"/>
-        </w:rPr>
-        <w:t>异地灾备机房</w:t>
-      </w:r>
-      <w:proofErr w:type="gramEnd"/>
-      <w:r>
-        <w:rPr>
-          <w:rFonts w:hint="eastAsia"/>
-        </w:rPr>
-        <w:t>。</w:t>
+        <w:t>的优先级，同城机房高于异地灾备机房。</w:t>
       </w:r>
     </w:p>
     <w:p/>
@@ -2129,13 +1955,7 @@
         <w:rPr>
           <w:rFonts w:hint="eastAsia"/>
         </w:rPr>
-        <w:t>条</w:t>
-      </w:r>
-      <w:r>
-        <w:rPr>
-          <w:rFonts w:hint="eastAsia"/>
-        </w:rPr>
-        <w:t>件繁殖</w:t>
+        <w:t>条件繁殖</w:t>
       </w:r>
     </w:p>
     <w:p>
@@ -2320,98 +2140,12 @@
       <w:pPr>
         <w:ind w:firstLine="420"/>
       </w:pPr>
-      <w:proofErr w:type="spellStart"/>
-      <w:r>
-        <w:rPr>
-          <w:rFonts w:hint="eastAsia"/>
-        </w:rPr>
-        <w:t>s.s_</w:t>
-      </w:r>
-      <w:proofErr w:type="gramStart"/>
-      <w:r>
-        <w:rPr>
-          <w:rFonts w:hint="eastAsia"/>
-        </w:rPr>
-        <w:t>name,c</w:t>
-      </w:r>
-      <w:proofErr w:type="gramEnd"/>
-      <w:r>
-        <w:rPr>
-          <w:rFonts w:hint="eastAsia"/>
-        </w:rPr>
-        <w:t>.c_id</w:t>
-      </w:r>
-      <w:proofErr w:type="spellEnd"/>
-      <w:r>
-        <w:rPr>
-          <w:rFonts w:hint="eastAsia"/>
-        </w:rPr>
-        <w:t xml:space="preserve">, </w:t>
-      </w:r>
-      <w:proofErr w:type="spellStart"/>
-      <w:r>
-        <w:rPr>
-          <w:rFonts w:hint="eastAsia"/>
-        </w:rPr>
-        <w:t>concat</w:t>
-      </w:r>
-      <w:proofErr w:type="spellEnd"/>
-      <w:r>
-        <w:rPr>
-          <w:rFonts w:hint="eastAsia"/>
-        </w:rPr>
-        <w:t>(</w:t>
-      </w:r>
-      <w:proofErr w:type="spellStart"/>
-      <w:r>
-        <w:rPr>
-          <w:rFonts w:hint="eastAsia"/>
-        </w:rPr>
-        <w:t>c.c_last</w:t>
-      </w:r>
-      <w:proofErr w:type="spellEnd"/>
-      <w:r>
-        <w:rPr>
-          <w:rFonts w:hint="eastAsia"/>
-        </w:rPr>
-        <w:t xml:space="preserve">, </w:t>
-      </w:r>
-      <w:proofErr w:type="spellStart"/>
-      <w:r>
-        <w:rPr>
-          <w:rFonts w:hint="eastAsia"/>
-        </w:rPr>
-        <w:t>c.c_first</w:t>
-      </w:r>
-      <w:proofErr w:type="spellEnd"/>
-      <w:r>
-        <w:rPr>
-          <w:rFonts w:hint="eastAsia"/>
-        </w:rPr>
-        <w:t xml:space="preserve">), </w:t>
-      </w:r>
-      <w:proofErr w:type="spellStart"/>
-      <w:r>
-        <w:rPr>
-          <w:rFonts w:hint="eastAsia"/>
-        </w:rPr>
-        <w:t>o.o_all_local</w:t>
-      </w:r>
-      <w:proofErr w:type="spellEnd"/>
-      <w:r>
-        <w:rPr>
-          <w:rFonts w:hint="eastAsia"/>
-        </w:rPr>
-        <w:t xml:space="preserve">, </w:t>
-      </w:r>
-      <w:proofErr w:type="spellStart"/>
-      <w:r>
-        <w:rPr>
-          <w:rFonts w:hint="eastAsia"/>
-        </w:rPr>
-        <w:t>o.o_ol_cnt</w:t>
-      </w:r>
-      <w:proofErr w:type="spellEnd"/>
+      <w:r>
+        <w:rPr>
+          <w:rFonts w:hint="eastAsia"/>
+        </w:rPr>
+        <w:t>s.s_name,c.c_id, concat(c.c_last, c.c_first), o.o_all_local, o.o_ol_cnt</w:t>
+      </w:r>
     </w:p>
     <w:p>
       <w:pPr>
@@ -2432,310 +2166,142 @@
         <w:rPr>
           <w:rFonts w:hint="eastAsia"/>
         </w:rPr>
-        <w:t xml:space="preserve">customer c inner join </w:t>
-      </w:r>
-      <w:proofErr w:type="spellStart"/>
+        <w:t>customer c inner join oorder o</w:t>
+      </w:r>
+    </w:p>
+    <w:p>
+      <w:pPr>
+        <w:ind w:firstLine="420"/>
+        <w:rPr>
+          <w:color w:val="FF0000"/>
+        </w:rPr>
+      </w:pPr>
+      <w:r>
+        <w:rPr>
+          <w:rFonts w:hint="eastAsia"/>
+        </w:rPr>
+        <w:t xml:space="preserve">on </w:t>
+      </w:r>
+      <w:r>
+        <w:rPr>
+          <w:rFonts w:hint="eastAsia"/>
+          <w:color w:val="FF0000"/>
+        </w:rPr>
+        <w:t>c.c_id = o.o_c_id</w:t>
+      </w:r>
+    </w:p>
+    <w:p>
+      <w:pPr>
+        <w:ind w:firstLine="420"/>
+      </w:pPr>
+      <w:r>
+        <w:rPr>
+          <w:rFonts w:hint="eastAsia"/>
+        </w:rPr>
+        <w:t>left join warehaouse w</w:t>
+      </w:r>
+    </w:p>
+    <w:p>
+      <w:pPr>
+        <w:ind w:firstLine="420"/>
+      </w:pPr>
+      <w:r>
+        <w:rPr>
+          <w:rFonts w:hint="eastAsia"/>
+        </w:rPr>
+        <w:t>on</w:t>
+      </w:r>
+      <w:r>
+        <w:rPr>
+          <w:rFonts w:hint="eastAsia"/>
+          <w:color w:val="FF0000"/>
+        </w:rPr>
+        <w:t xml:space="preserve"> o.o_w_id = w.w_id</w:t>
+      </w:r>
+    </w:p>
+    <w:p>
+      <w:pPr>
+        <w:ind w:firstLine="420"/>
+      </w:pPr>
+      <w:r>
+        <w:rPr>
+          <w:rFonts w:hint="eastAsia"/>
+        </w:rPr>
+        <w:t>where</w:t>
+      </w:r>
+    </w:p>
+    <w:p>
+      <w:pPr>
+        <w:ind w:firstLine="420"/>
+      </w:pPr>
+      <w:r>
+        <w:rPr>
+          <w:rFonts w:hint="eastAsia"/>
+        </w:rPr>
+        <w:t>w.w_id = 193 and c.c_id &gt;= 435 and c.c_id &lt;= 445</w:t>
+      </w:r>
+    </w:p>
+    <w:p>
+      <w:pPr>
+        <w:ind w:firstLine="420"/>
+      </w:pPr>
+      <w:r>
+        <w:rPr>
+          <w:rFonts w:hint="eastAsia"/>
+        </w:rPr>
+        <w:t>order by w.w_id, c.c_id, o.o_id;</w:t>
+      </w:r>
+    </w:p>
+    <w:p>
+      <w:pPr>
+        <w:ind w:firstLine="420"/>
+      </w:pPr>
+      <w:r>
+        <w:rPr>
+          <w:rFonts w:hint="eastAsia"/>
+        </w:rPr>
+        <w:t>数据量：</w:t>
+      </w:r>
+    </w:p>
+    <w:p>
+      <w:pPr>
+        <w:ind w:firstLine="420"/>
+      </w:pPr>
+      <w:r>
+        <w:rPr>
+          <w:rFonts w:hint="eastAsia"/>
+        </w:rPr>
+        <w:t>customer</w:t>
+      </w:r>
+      <w:r>
+        <w:rPr>
+          <w:rFonts w:hint="eastAsia"/>
+        </w:rPr>
+        <w:t>表：</w:t>
+      </w:r>
+      <w:r>
+        <w:rPr>
+          <w:rFonts w:hint="eastAsia"/>
+        </w:rPr>
+        <w:t>1500</w:t>
+      </w:r>
+      <w:r>
+        <w:rPr>
+          <w:rFonts w:hint="eastAsia"/>
+        </w:rPr>
+        <w:t>万</w:t>
+      </w:r>
+    </w:p>
+    <w:p>
+      <w:pPr>
+        <w:ind w:firstLine="420"/>
+      </w:pPr>
       <w:r>
         <w:rPr>
           <w:rFonts w:hint="eastAsia"/>
         </w:rPr>
         <w:t>oorder</w:t>
       </w:r>
-      <w:proofErr w:type="spellEnd"/>
-      <w:r>
-        <w:rPr>
-          <w:rFonts w:hint="eastAsia"/>
-        </w:rPr>
-        <w:t xml:space="preserve"> o</w:t>
-      </w:r>
-    </w:p>
-    <w:p>
-      <w:pPr>
-        <w:ind w:firstLine="420"/>
-        <w:rPr>
-          <w:color w:val="FF0000"/>
-        </w:rPr>
-      </w:pPr>
-      <w:r>
-        <w:rPr>
-          <w:rFonts w:hint="eastAsia"/>
-        </w:rPr>
-        <w:t xml:space="preserve">on </w:t>
-      </w:r>
-      <w:proofErr w:type="spellStart"/>
-      <w:r>
-        <w:rPr>
-          <w:rFonts w:hint="eastAsia"/>
-          <w:color w:val="FF0000"/>
-        </w:rPr>
-        <w:t>c.c_id</w:t>
-      </w:r>
-      <w:proofErr w:type="spellEnd"/>
-      <w:r>
-        <w:rPr>
-          <w:rFonts w:hint="eastAsia"/>
-          <w:color w:val="FF0000"/>
-        </w:rPr>
-        <w:t xml:space="preserve"> = </w:t>
-      </w:r>
-      <w:proofErr w:type="spellStart"/>
-      <w:r>
-        <w:rPr>
-          <w:rFonts w:hint="eastAsia"/>
-          <w:color w:val="FF0000"/>
-        </w:rPr>
-        <w:t>o.o_c_id</w:t>
-      </w:r>
-      <w:proofErr w:type="spellEnd"/>
-    </w:p>
-    <w:p>
-      <w:pPr>
-        <w:ind w:firstLine="420"/>
-      </w:pPr>
-      <w:r>
-        <w:rPr>
-          <w:rFonts w:hint="eastAsia"/>
-        </w:rPr>
-        <w:t xml:space="preserve">left join </w:t>
-      </w:r>
-      <w:proofErr w:type="spellStart"/>
-      <w:r>
-        <w:rPr>
-          <w:rFonts w:hint="eastAsia"/>
-        </w:rPr>
-        <w:t>warehaouse</w:t>
-      </w:r>
-      <w:proofErr w:type="spellEnd"/>
-      <w:r>
-        <w:rPr>
-          <w:rFonts w:hint="eastAsia"/>
-        </w:rPr>
-        <w:t xml:space="preserve"> w</w:t>
-      </w:r>
-    </w:p>
-    <w:p>
-      <w:pPr>
-        <w:ind w:firstLine="420"/>
-      </w:pPr>
-      <w:r>
-        <w:rPr>
-          <w:rFonts w:hint="eastAsia"/>
-        </w:rPr>
-        <w:t>on</w:t>
-      </w:r>
-      <w:r>
-        <w:rPr>
-          <w:rFonts w:hint="eastAsia"/>
-          <w:color w:val="FF0000"/>
-        </w:rPr>
-        <w:t xml:space="preserve"> </w:t>
-      </w:r>
-      <w:proofErr w:type="spellStart"/>
-      <w:r>
-        <w:rPr>
-          <w:rFonts w:hint="eastAsia"/>
-          <w:color w:val="FF0000"/>
-        </w:rPr>
-        <w:t>o.o_</w:t>
-      </w:r>
-      <w:r>
-        <w:rPr>
-          <w:rFonts w:hint="eastAsia"/>
-          <w:color w:val="FF0000"/>
-        </w:rPr>
-        <w:t>w_id</w:t>
-      </w:r>
-      <w:proofErr w:type="spellEnd"/>
-      <w:r>
-        <w:rPr>
-          <w:rFonts w:hint="eastAsia"/>
-          <w:color w:val="FF0000"/>
-        </w:rPr>
-        <w:t xml:space="preserve"> = </w:t>
-      </w:r>
-      <w:proofErr w:type="spellStart"/>
-      <w:r>
-        <w:rPr>
-          <w:rFonts w:hint="eastAsia"/>
-          <w:color w:val="FF0000"/>
-        </w:rPr>
-        <w:t>w.w_id</w:t>
-      </w:r>
-      <w:proofErr w:type="spellEnd"/>
-    </w:p>
-    <w:p>
-      <w:pPr>
-        <w:ind w:firstLine="420"/>
-      </w:pPr>
-      <w:proofErr w:type="gramStart"/>
-      <w:r>
-        <w:rPr>
-          <w:rFonts w:hint="eastAsia"/>
-        </w:rPr>
-        <w:t>where</w:t>
-      </w:r>
-      <w:proofErr w:type="gramEnd"/>
-    </w:p>
-    <w:p>
-      <w:pPr>
-        <w:ind w:firstLine="420"/>
-      </w:pPr>
-      <w:proofErr w:type="spellStart"/>
-      <w:r>
-        <w:rPr>
-          <w:rFonts w:hint="eastAsia"/>
-        </w:rPr>
-        <w:t>w.w_id</w:t>
-      </w:r>
-      <w:proofErr w:type="spellEnd"/>
-      <w:r>
-        <w:rPr>
-          <w:rFonts w:hint="eastAsia"/>
-        </w:rPr>
-        <w:t xml:space="preserve"> = 193 and </w:t>
-      </w:r>
-      <w:proofErr w:type="spellStart"/>
-      <w:r>
-        <w:rPr>
-          <w:rFonts w:hint="eastAsia"/>
-        </w:rPr>
-        <w:t>c.c_id</w:t>
-      </w:r>
-      <w:proofErr w:type="spellEnd"/>
-      <w:r>
-        <w:rPr>
-          <w:rFonts w:hint="eastAsia"/>
-        </w:rPr>
-        <w:t xml:space="preserve"> &gt;= 435 and </w:t>
-      </w:r>
-      <w:proofErr w:type="spellStart"/>
-      <w:r>
-        <w:rPr>
-          <w:rFonts w:hint="eastAsia"/>
-        </w:rPr>
-        <w:t>c.c_id</w:t>
-      </w:r>
-      <w:proofErr w:type="spellEnd"/>
-      <w:r>
-        <w:rPr>
-          <w:rFonts w:hint="eastAsia"/>
-        </w:rPr>
-        <w:t xml:space="preserve"> &lt;= 445</w:t>
-      </w:r>
-    </w:p>
-    <w:p>
-      <w:pPr>
-        <w:ind w:firstLine="420"/>
-      </w:pPr>
-      <w:r>
-        <w:rPr>
-          <w:rFonts w:hint="eastAsia"/>
-        </w:rPr>
-        <w:t xml:space="preserve">order by </w:t>
-      </w:r>
-      <w:proofErr w:type="spellStart"/>
-      <w:r>
-        <w:rPr>
-          <w:rFonts w:hint="eastAsia"/>
-        </w:rPr>
-        <w:t>w.w_id</w:t>
-      </w:r>
-      <w:proofErr w:type="spellEnd"/>
-      <w:r>
-        <w:rPr>
-          <w:rFonts w:hint="eastAsia"/>
-        </w:rPr>
-        <w:t xml:space="preserve">, </w:t>
-      </w:r>
-      <w:proofErr w:type="spellStart"/>
-      <w:r>
-        <w:rPr>
-          <w:rFonts w:hint="eastAsia"/>
-        </w:rPr>
-        <w:t>c.c_id</w:t>
-      </w:r>
-      <w:proofErr w:type="spellEnd"/>
-      <w:r>
-        <w:rPr>
-          <w:rFonts w:hint="eastAsia"/>
-        </w:rPr>
-        <w:t xml:space="preserve">, </w:t>
-      </w:r>
-      <w:proofErr w:type="spellStart"/>
-      <w:r>
-        <w:rPr>
-          <w:rFonts w:hint="eastAsia"/>
-        </w:rPr>
-        <w:t>o.o_</w:t>
-      </w:r>
-      <w:proofErr w:type="gramStart"/>
-      <w:r>
-        <w:rPr>
-          <w:rFonts w:hint="eastAsia"/>
-        </w:rPr>
-        <w:t>id</w:t>
-      </w:r>
-      <w:proofErr w:type="spellEnd"/>
-      <w:r>
-        <w:rPr>
-          <w:rFonts w:hint="eastAsia"/>
-        </w:rPr>
-        <w:t>;</w:t>
-      </w:r>
-      <w:proofErr w:type="gramEnd"/>
-    </w:p>
-    <w:p>
-      <w:pPr>
-        <w:ind w:firstLine="420"/>
-      </w:pPr>
-      <w:r>
-        <w:rPr>
-          <w:rFonts w:hint="eastAsia"/>
-        </w:rPr>
-        <w:t>数据量：</w:t>
-      </w:r>
-    </w:p>
-    <w:p>
-      <w:pPr>
-        <w:ind w:firstLine="420"/>
-      </w:pPr>
-      <w:r>
-        <w:rPr>
-          <w:rFonts w:hint="eastAsia"/>
-        </w:rPr>
-        <w:t>customer</w:t>
-      </w:r>
-      <w:r>
-        <w:rPr>
-          <w:rFonts w:hint="eastAsia"/>
-        </w:rPr>
-        <w:t>表：</w:t>
-      </w:r>
-      <w:r>
-        <w:rPr>
-          <w:rFonts w:hint="eastAsia"/>
-        </w:rPr>
-        <w:t>1500</w:t>
-      </w:r>
-      <w:r>
-        <w:rPr>
-          <w:rFonts w:hint="eastAsia"/>
-        </w:rPr>
-        <w:t>万</w:t>
-      </w:r>
-    </w:p>
-    <w:p>
-      <w:pPr>
-        <w:ind w:firstLine="420"/>
-      </w:pPr>
-      <w:proofErr w:type="spellStart"/>
-      <w:r>
-        <w:rPr>
-          <w:rFonts w:hint="eastAsia"/>
-        </w:rPr>
-        <w:t>oorder</w:t>
-      </w:r>
-      <w:proofErr w:type="spellEnd"/>
       <w:r>
         <w:rPr>
           <w:rFonts w:hint="eastAsia"/>
@@ -2867,24 +2433,292 @@
           <w:b/>
           <w:bCs/>
         </w:rPr>
-        <w:t>优化方案</w:t>
-      </w:r>
-      <w:proofErr w:type="gramStart"/>
-      <w:r>
-        <w:rPr>
-          <w:rFonts w:hint="eastAsia"/>
+        <w:t>优化方案一：</w:t>
+      </w:r>
+    </w:p>
+    <w:p>
+      <w:pPr>
+        <w:ind w:firstLine="420"/>
+      </w:pPr>
+      <w:r>
+        <w:rPr>
+          <w:rFonts w:hint="eastAsia"/>
+        </w:rPr>
+        <w:t>修改</w:t>
+      </w:r>
+      <w:r>
+        <w:rPr>
+          <w:rFonts w:hint="eastAsia"/>
+        </w:rPr>
+        <w:t>hash</w:t>
+      </w:r>
+      <w:r>
+        <w:rPr>
+          <w:rFonts w:hint="eastAsia"/>
+        </w:rPr>
+        <w:t>分发方式，保证语句群发，</w:t>
+      </w:r>
+      <w:r>
+        <w:rPr>
+          <w:rFonts w:hint="eastAsia"/>
+        </w:rPr>
+        <w:t>join</w:t>
+      </w:r>
+      <w:r>
+        <w:rPr>
+          <w:rFonts w:hint="eastAsia"/>
+        </w:rPr>
+        <w:t>操作在</w:t>
+      </w:r>
+      <w:r>
+        <w:rPr>
+          <w:rFonts w:hint="eastAsia"/>
+        </w:rPr>
+        <w:t>DB</w:t>
+      </w:r>
+      <w:r>
+        <w:rPr>
+          <w:rFonts w:hint="eastAsia"/>
+        </w:rPr>
+        <w:t>层面执行，</w:t>
+      </w:r>
+      <w:r>
+        <w:rPr>
+          <w:rFonts w:hint="eastAsia"/>
+        </w:rPr>
+        <w:t>proxy</w:t>
+      </w:r>
+      <w:r>
+        <w:rPr>
+          <w:rFonts w:hint="eastAsia"/>
+        </w:rPr>
+        <w:t>层制作排序：</w:t>
+      </w:r>
+    </w:p>
+    <w:p>
+      <w:pPr>
+        <w:ind w:firstLine="420"/>
+      </w:pPr>
+      <w:r>
+        <w:rPr>
+          <w:rFonts w:hint="eastAsia"/>
+        </w:rPr>
+        <w:t>Customer</w:t>
+      </w:r>
+      <w:r>
+        <w:rPr>
+          <w:rFonts w:hint="eastAsia"/>
+        </w:rPr>
+        <w:t>表修改为</w:t>
+      </w:r>
+      <w:r>
+        <w:rPr>
+          <w:rFonts w:hint="eastAsia"/>
+        </w:rPr>
+        <w:t>DISTRIBUTED BY HASH(c_id)(g1,g2,g3,g4);</w:t>
+      </w:r>
+    </w:p>
+    <w:p>
+      <w:pPr>
+        <w:ind w:firstLine="420"/>
+      </w:pPr>
+      <w:r>
+        <w:rPr>
+          <w:rFonts w:hint="eastAsia"/>
+        </w:rPr>
+        <w:t>初始的分发方式为</w:t>
+      </w:r>
+      <w:r>
+        <w:rPr>
+          <w:rFonts w:hint="eastAsia"/>
+        </w:rPr>
+        <w:t>DISTRIBUTED BY HASH(c_w_id)(g1,g2,g3,g4);</w:t>
+      </w:r>
+    </w:p>
+    <w:p>
+      <w:pPr>
+        <w:ind w:firstLine="420"/>
+      </w:pPr>
+      <w:r>
+        <w:rPr>
+          <w:rFonts w:hint="eastAsia"/>
+        </w:rPr>
+        <w:t>Ooder</w:t>
+      </w:r>
+      <w:r>
+        <w:rPr>
+          <w:rFonts w:hint="eastAsia"/>
+        </w:rPr>
+        <w:t>表修改为</w:t>
+      </w:r>
+      <w:r>
+        <w:rPr>
+          <w:rFonts w:hint="eastAsia"/>
+        </w:rPr>
+        <w:t>DISTRIBUTED BY HASH(o_c_id)(g1,g2,g3,g4);</w:t>
+      </w:r>
+    </w:p>
+    <w:p>
+      <w:pPr>
+        <w:ind w:firstLine="420"/>
+      </w:pPr>
+      <w:r>
+        <w:t>初始的分发方式为</w:t>
+      </w:r>
+      <w:r>
+        <w:t>DISTRIBUTED BY HASH(</w:t>
+      </w:r>
+      <w:r>
+        <w:rPr>
+          <w:rFonts w:hint="eastAsia"/>
+        </w:rPr>
+        <w:t>o</w:t>
+      </w:r>
+      <w:r>
+        <w:t>_w_id)(g1,g2,g3,g4);</w:t>
+      </w:r>
+    </w:p>
+    <w:p>
+      <w:pPr>
+        <w:ind w:firstLine="420"/>
+      </w:pPr>
+      <w:r>
+        <w:rPr>
+          <w:rFonts w:hint="eastAsia"/>
+        </w:rPr>
+        <w:t>warehouse</w:t>
+      </w:r>
+      <w:r>
+        <w:rPr>
+          <w:rFonts w:hint="eastAsia"/>
+        </w:rPr>
+        <w:t>表修改为</w:t>
+      </w:r>
+      <w:r>
+        <w:rPr>
+          <w:rFonts w:hint="eastAsia"/>
+        </w:rPr>
+        <w:t>DISTRIBUTED BY DUPLICATE(g1,g2,g3,g4);</w:t>
+      </w:r>
+    </w:p>
+    <w:p>
+      <w:pPr>
+        <w:ind w:firstLine="420"/>
+      </w:pPr>
+      <w:r>
+        <w:rPr>
+          <w:rFonts w:hint="eastAsia"/>
+        </w:rPr>
+        <w:lastRenderedPageBreak/>
+        <w:t>初始的分发方式为</w:t>
+      </w:r>
+      <w:r>
+        <w:rPr>
+          <w:rFonts w:hint="eastAsia"/>
+        </w:rPr>
+        <w:t>DISTRIBUTED BY HASH(w_id)(g1,g2,g3,g4);</w:t>
+      </w:r>
+    </w:p>
+    <w:p>
+      <w:pPr>
+        <w:ind w:firstLine="420"/>
+      </w:pPr>
+      <w:r>
+        <w:rPr>
+          <w:rFonts w:hint="eastAsia"/>
+        </w:rPr>
+        <w:t>但语句耗时</w:t>
+      </w:r>
+      <w:r>
+        <w:rPr>
+          <w:rFonts w:hint="eastAsia"/>
+        </w:rPr>
+        <w:t>8.89</w:t>
+      </w:r>
+      <w:r>
+        <w:rPr>
+          <w:rFonts w:hint="eastAsia"/>
+        </w:rPr>
+        <w:t>秒</w:t>
+      </w:r>
+    </w:p>
+    <w:p>
+      <w:pPr>
+        <w:ind w:firstLine="420"/>
+      </w:pPr>
+      <w:r>
+        <w:rPr>
+          <w:rFonts w:hint="eastAsia"/>
+        </w:rPr>
+        <w:t>注：该方法不可行，业务不能为了一条语句的提升而导致整体业务性能下降。</w:t>
+      </w:r>
+    </w:p>
+    <w:p>
+      <w:pPr>
+        <w:ind w:firstLine="420"/>
+      </w:pPr>
+    </w:p>
+    <w:p>
+      <w:pPr>
+        <w:ind w:firstLine="420"/>
+        <w:rPr>
           <w:b/>
           <w:bCs/>
         </w:rPr>
-        <w:t>一</w:t>
-      </w:r>
-      <w:proofErr w:type="gramEnd"/>
+      </w:pPr>
       <w:r>
         <w:rPr>
           <w:rFonts w:hint="eastAsia"/>
           <w:b/>
           <w:bCs/>
         </w:rPr>
+        <w:t>优化方案二：</w:t>
+      </w:r>
+    </w:p>
+    <w:p>
+      <w:pPr>
+        <w:ind w:firstLine="420"/>
+      </w:pPr>
+      <w:r>
+        <w:rPr>
+          <w:rFonts w:hint="eastAsia"/>
+        </w:rPr>
+        <w:t>分析</w:t>
+      </w:r>
+      <w:r>
+        <w:rPr>
+          <w:rFonts w:hint="eastAsia"/>
+        </w:rPr>
+        <w:t>3</w:t>
+      </w:r>
+      <w:r>
+        <w:rPr>
+          <w:rFonts w:hint="eastAsia"/>
+        </w:rPr>
+        <w:t>张表的数据情况，发现可以使用分布式数据库特有的功能</w:t>
+      </w:r>
+      <w:r>
+        <w:rPr>
+          <w:rFonts w:hint="eastAsia"/>
+        </w:rPr>
+        <w:t>MULTI_STEP_QUERY</w:t>
+      </w:r>
+      <w:r>
+        <w:rPr>
+          <w:rFonts w:hint="eastAsia"/>
+        </w:rPr>
+        <w:t>强制先用小表进行</w:t>
+      </w:r>
+      <w:r>
+        <w:rPr>
+          <w:rFonts w:hint="eastAsia"/>
+        </w:rPr>
+        <w:t>JOIN</w:t>
+      </w:r>
+      <w:r>
+        <w:rPr>
+          <w:rFonts w:hint="eastAsia"/>
+        </w:rPr>
         <w:t>：</w:t>
       </w:r>
     </w:p>
@@ -2893,375 +2727,6 @@
         <w:ind w:firstLine="420"/>
       </w:pPr>
       <w:r>
-        <w:rPr>
-          <w:rFonts w:hint="eastAsia"/>
-        </w:rPr>
-        <w:t>修改</w:t>
-      </w:r>
-      <w:r>
-        <w:rPr>
-          <w:rFonts w:hint="eastAsia"/>
-        </w:rPr>
-        <w:t>hash</w:t>
-      </w:r>
-      <w:r>
-        <w:rPr>
-          <w:rFonts w:hint="eastAsia"/>
-        </w:rPr>
-        <w:t>分发方式，保证语句群发，</w:t>
-      </w:r>
-      <w:r>
-        <w:rPr>
-          <w:rFonts w:hint="eastAsia"/>
-        </w:rPr>
-        <w:t>join</w:t>
-      </w:r>
-      <w:r>
-        <w:rPr>
-          <w:rFonts w:hint="eastAsia"/>
-        </w:rPr>
-        <w:t>操作在</w:t>
-      </w:r>
-      <w:r>
-        <w:rPr>
-          <w:rFonts w:hint="eastAsia"/>
-        </w:rPr>
-        <w:t>DB</w:t>
-      </w:r>
-      <w:r>
-        <w:rPr>
-          <w:rFonts w:hint="eastAsia"/>
-        </w:rPr>
-        <w:t>层面执行，</w:t>
-      </w:r>
-      <w:r>
-        <w:rPr>
-          <w:rFonts w:hint="eastAsia"/>
-        </w:rPr>
-        <w:t>proxy</w:t>
-      </w:r>
-      <w:proofErr w:type="gramStart"/>
-      <w:r>
-        <w:rPr>
-          <w:rFonts w:hint="eastAsia"/>
-        </w:rPr>
-        <w:t>层制作</w:t>
-      </w:r>
-      <w:proofErr w:type="gramEnd"/>
-      <w:r>
-        <w:rPr>
-          <w:rFonts w:hint="eastAsia"/>
-        </w:rPr>
-        <w:t>排序：</w:t>
-      </w:r>
-    </w:p>
-    <w:p>
-      <w:pPr>
-        <w:ind w:firstLine="420"/>
-      </w:pPr>
-      <w:r>
-        <w:rPr>
-          <w:rFonts w:hint="eastAsia"/>
-        </w:rPr>
-        <w:t>Customer</w:t>
-      </w:r>
-      <w:r>
-        <w:rPr>
-          <w:rFonts w:hint="eastAsia"/>
-        </w:rPr>
-        <w:t>表修改为</w:t>
-      </w:r>
-      <w:r>
-        <w:rPr>
-          <w:rFonts w:hint="eastAsia"/>
-        </w:rPr>
-        <w:t>DISTRIBUTED BY HASH(</w:t>
-      </w:r>
-      <w:proofErr w:type="spellStart"/>
-      <w:r>
-        <w:rPr>
-          <w:rFonts w:hint="eastAsia"/>
-        </w:rPr>
-        <w:t>c_id</w:t>
-      </w:r>
-      <w:proofErr w:type="spellEnd"/>
-      <w:r>
-        <w:rPr>
-          <w:rFonts w:hint="eastAsia"/>
-        </w:rPr>
-        <w:t>)(g1,g2,g3,g4);</w:t>
-      </w:r>
-    </w:p>
-    <w:p>
-      <w:pPr>
-        <w:ind w:firstLine="420"/>
-      </w:pPr>
-      <w:r>
-        <w:rPr>
-          <w:rFonts w:hint="eastAsia"/>
-        </w:rPr>
-        <w:t>初始的分发方式为</w:t>
-      </w:r>
-      <w:r>
-        <w:rPr>
-          <w:rFonts w:hint="eastAsia"/>
-        </w:rPr>
-        <w:t>DISTRIBUTED BY HASH(</w:t>
-      </w:r>
-      <w:proofErr w:type="spellStart"/>
-      <w:r>
-        <w:rPr>
-          <w:rFonts w:hint="eastAsia"/>
-        </w:rPr>
-        <w:t>c_w_id</w:t>
-      </w:r>
-      <w:proofErr w:type="spellEnd"/>
-      <w:r>
-        <w:rPr>
-          <w:rFonts w:hint="eastAsia"/>
-        </w:rPr>
-        <w:t>)(g1,g2,g3,g4);</w:t>
-      </w:r>
-    </w:p>
-    <w:p>
-      <w:pPr>
-        <w:ind w:firstLine="420"/>
-      </w:pPr>
-      <w:proofErr w:type="spellStart"/>
-      <w:r>
-        <w:rPr>
-          <w:rFonts w:hint="eastAsia"/>
-        </w:rPr>
-        <w:t>Ooder</w:t>
-      </w:r>
-      <w:proofErr w:type="spellEnd"/>
-      <w:r>
-        <w:rPr>
-          <w:rFonts w:hint="eastAsia"/>
-        </w:rPr>
-        <w:t>表修改为</w:t>
-      </w:r>
-      <w:r>
-        <w:rPr>
-          <w:rFonts w:hint="eastAsia"/>
-        </w:rPr>
-        <w:t xml:space="preserve">DISTRIBUTED BY </w:t>
-      </w:r>
-      <w:r>
-        <w:rPr>
-          <w:rFonts w:hint="eastAsia"/>
-        </w:rPr>
-        <w:t>HASH(</w:t>
-      </w:r>
-      <w:proofErr w:type="spellStart"/>
-      <w:r>
-        <w:rPr>
-          <w:rFonts w:hint="eastAsia"/>
-        </w:rPr>
-        <w:t>o_c_id</w:t>
-      </w:r>
-      <w:proofErr w:type="spellEnd"/>
-      <w:r>
-        <w:rPr>
-          <w:rFonts w:hint="eastAsia"/>
-        </w:rPr>
-        <w:t>)(g1,g2,g3,g4);</w:t>
-      </w:r>
-    </w:p>
-    <w:p>
-      <w:pPr>
-        <w:ind w:firstLine="420"/>
-      </w:pPr>
-      <w:r>
-        <w:t>初始的分发方式为</w:t>
-      </w:r>
-      <w:r>
-        <w:t>DISTRIBUTED BY HASH(</w:t>
-      </w:r>
-      <w:proofErr w:type="spellStart"/>
-      <w:r>
-        <w:rPr>
-          <w:rFonts w:hint="eastAsia"/>
-        </w:rPr>
-        <w:t>o</w:t>
-      </w:r>
-      <w:r>
-        <w:t>_w_id</w:t>
-      </w:r>
-      <w:proofErr w:type="spellEnd"/>
-      <w:r>
-        <w:t>)(g1,g2,g3,g4);</w:t>
-      </w:r>
-    </w:p>
-    <w:p>
-      <w:pPr>
-        <w:ind w:firstLine="420"/>
-      </w:pPr>
-      <w:r>
-        <w:rPr>
-          <w:rFonts w:hint="eastAsia"/>
-        </w:rPr>
-        <w:t>warehouse</w:t>
-      </w:r>
-      <w:r>
-        <w:rPr>
-          <w:rFonts w:hint="eastAsia"/>
-        </w:rPr>
-        <w:t>表修改为</w:t>
-      </w:r>
-      <w:r>
-        <w:rPr>
-          <w:rFonts w:hint="eastAsia"/>
-        </w:rPr>
-        <w:t>DISTRIBUTED BY DUPLICATE(g1,g2,g3,g4);</w:t>
-      </w:r>
-    </w:p>
-    <w:p>
-      <w:pPr>
-        <w:ind w:firstLine="420"/>
-      </w:pPr>
-      <w:r>
-        <w:rPr>
-          <w:rFonts w:hint="eastAsia"/>
-        </w:rPr>
-        <w:lastRenderedPageBreak/>
-        <w:t>初始的分发方式为</w:t>
-      </w:r>
-      <w:r>
-        <w:rPr>
-          <w:rFonts w:hint="eastAsia"/>
-        </w:rPr>
-        <w:t>DISTRIBUTED BY HASH(</w:t>
-      </w:r>
-      <w:proofErr w:type="spellStart"/>
-      <w:r>
-        <w:rPr>
-          <w:rFonts w:hint="eastAsia"/>
-        </w:rPr>
-        <w:t>w_id</w:t>
-      </w:r>
-      <w:proofErr w:type="spellEnd"/>
-      <w:r>
-        <w:rPr>
-          <w:rFonts w:hint="eastAsia"/>
-        </w:rPr>
-        <w:t>)(g1,g2,g3,g4);</w:t>
-      </w:r>
-    </w:p>
-    <w:p>
-      <w:pPr>
-        <w:ind w:firstLine="420"/>
-      </w:pPr>
-      <w:r>
-        <w:rPr>
-          <w:rFonts w:hint="eastAsia"/>
-        </w:rPr>
-        <w:t>但语句耗时</w:t>
-      </w:r>
-      <w:r>
-        <w:rPr>
-          <w:rFonts w:hint="eastAsia"/>
-        </w:rPr>
-        <w:t>8.89</w:t>
-      </w:r>
-      <w:r>
-        <w:rPr>
-          <w:rFonts w:hint="eastAsia"/>
-        </w:rPr>
-        <w:t>秒</w:t>
-      </w:r>
-    </w:p>
-    <w:p>
-      <w:pPr>
-        <w:ind w:firstLine="420"/>
-      </w:pPr>
-      <w:r>
-        <w:rPr>
-          <w:rFonts w:hint="eastAsia"/>
-        </w:rPr>
-        <w:t>注：该方法不可行，业务不能为了一条语句的提升而导致整体业务性能下降。</w:t>
-      </w:r>
-    </w:p>
-    <w:p>
-      <w:pPr>
-        <w:ind w:firstLine="420"/>
-      </w:pPr>
-    </w:p>
-    <w:p>
-      <w:pPr>
-        <w:ind w:firstLine="420"/>
-        <w:rPr>
-          <w:b/>
-          <w:bCs/>
-        </w:rPr>
-      </w:pPr>
-      <w:r>
-        <w:rPr>
-          <w:rFonts w:hint="eastAsia"/>
-          <w:b/>
-          <w:bCs/>
-        </w:rPr>
-        <w:t>优化方案二：</w:t>
-      </w:r>
-    </w:p>
-    <w:p>
-      <w:pPr>
-        <w:ind w:firstLine="420"/>
-      </w:pPr>
-      <w:r>
-        <w:rPr>
-          <w:rFonts w:hint="eastAsia"/>
-        </w:rPr>
-        <w:t>分析</w:t>
-      </w:r>
-      <w:r>
-        <w:rPr>
-          <w:rFonts w:hint="eastAsia"/>
-        </w:rPr>
-        <w:t>3</w:t>
-      </w:r>
-      <w:r>
-        <w:rPr>
-          <w:rFonts w:hint="eastAsia"/>
-        </w:rPr>
-        <w:t>张表的数据情况，发现可以使用分布式数据库特有</w:t>
-      </w:r>
-      <w:r>
-        <w:rPr>
-          <w:rFonts w:hint="eastAsia"/>
-        </w:rPr>
-        <w:t>的功能</w:t>
-      </w:r>
-      <w:r>
-        <w:rPr>
-          <w:rFonts w:hint="eastAsia"/>
-        </w:rPr>
-        <w:t>MULTI_STEP_QUERY</w:t>
-      </w:r>
-      <w:r>
-        <w:rPr>
-          <w:rFonts w:hint="eastAsia"/>
-        </w:rPr>
-        <w:t>强制先用小表进行</w:t>
-      </w:r>
-      <w:r>
-        <w:rPr>
-          <w:rFonts w:hint="eastAsia"/>
-        </w:rPr>
-        <w:t>JOIN</w:t>
-      </w:r>
-      <w:r>
-        <w:rPr>
-          <w:rFonts w:hint="eastAsia"/>
-        </w:rPr>
-        <w:t>：</w:t>
-      </w:r>
-    </w:p>
-    <w:p>
-      <w:pPr>
-        <w:ind w:firstLine="420"/>
-      </w:pPr>
-      <w:r>
         <w:t>SELECT</w:t>
       </w:r>
     </w:p>
@@ -3269,59 +2734,9 @@
       <w:pPr>
         <w:ind w:firstLine="420"/>
       </w:pPr>
-      <w:proofErr w:type="spellStart"/>
-      <w:r>
-        <w:t>s.s_</w:t>
-      </w:r>
-      <w:proofErr w:type="gramStart"/>
-      <w:r>
-        <w:t>name,c</w:t>
-      </w:r>
-      <w:proofErr w:type="gramEnd"/>
-      <w:r>
-        <w:t>.c_id</w:t>
-      </w:r>
-      <w:proofErr w:type="spellEnd"/>
-      <w:r>
-        <w:t xml:space="preserve">, </w:t>
-      </w:r>
-      <w:proofErr w:type="spellStart"/>
-      <w:r>
-        <w:t>concat</w:t>
-      </w:r>
-      <w:proofErr w:type="spellEnd"/>
-      <w:r>
-        <w:t>(</w:t>
-      </w:r>
-      <w:proofErr w:type="spellStart"/>
-      <w:r>
-        <w:t>c.c_last</w:t>
-      </w:r>
-      <w:proofErr w:type="spellEnd"/>
-      <w:r>
-        <w:t xml:space="preserve">, </w:t>
-      </w:r>
-      <w:proofErr w:type="spellStart"/>
-      <w:r>
-        <w:t>c.c_first</w:t>
-      </w:r>
-      <w:proofErr w:type="spellEnd"/>
-      <w:r>
-        <w:t xml:space="preserve">), </w:t>
-      </w:r>
-      <w:proofErr w:type="spellStart"/>
-      <w:r>
-        <w:t>o.o_all_local</w:t>
-      </w:r>
-      <w:proofErr w:type="spellEnd"/>
-      <w:r>
-        <w:t xml:space="preserve">, </w:t>
-      </w:r>
-      <w:proofErr w:type="spellStart"/>
-      <w:r>
-        <w:t>o.o_ol_cnt</w:t>
-      </w:r>
-      <w:proofErr w:type="spellEnd"/>
+      <w:r>
+        <w:t>s.s_name,c.c_id, concat(c.c_last, c.c_first), o.o_all_local, o.o_ol_cnt</w:t>
+      </w:r>
     </w:p>
     <w:p>
       <w:pPr>
@@ -3336,160 +2751,55 @@
         <w:ind w:firstLine="420"/>
       </w:pPr>
       <w:r>
-        <w:t xml:space="preserve">customer c inner join </w:t>
-      </w:r>
-      <w:proofErr w:type="spellStart"/>
-      <w:r>
-        <w:t>oorder</w:t>
-      </w:r>
-      <w:proofErr w:type="spellEnd"/>
-      <w:r>
-        <w:t xml:space="preserve"> o</w:t>
-      </w:r>
-    </w:p>
-    <w:p>
-      <w:pPr>
-        <w:ind w:firstLine="420"/>
-      </w:pPr>
-      <w:r>
-        <w:t xml:space="preserve">on </w:t>
-      </w:r>
-      <w:proofErr w:type="spellStart"/>
-      <w:r>
-        <w:t>c.c_id</w:t>
-      </w:r>
-      <w:proofErr w:type="spellEnd"/>
-      <w:r>
-        <w:t xml:space="preserve"> = </w:t>
-      </w:r>
-      <w:proofErr w:type="spellStart"/>
-      <w:r>
-        <w:t>o.o_c_id</w:t>
-      </w:r>
-      <w:proofErr w:type="spellEnd"/>
-    </w:p>
-    <w:p>
-      <w:pPr>
-        <w:ind w:firstLine="420"/>
-      </w:pPr>
-      <w:r>
-        <w:t xml:space="preserve">left join </w:t>
-      </w:r>
-      <w:proofErr w:type="spellStart"/>
-      <w:r>
-        <w:t>warehaouse</w:t>
-      </w:r>
-      <w:proofErr w:type="spellEnd"/>
-      <w:r>
-        <w:t xml:space="preserve"> w</w:t>
-      </w:r>
-    </w:p>
-    <w:p>
-      <w:pPr>
-        <w:ind w:firstLine="420"/>
-      </w:pPr>
-      <w:r>
-        <w:t xml:space="preserve">on </w:t>
-      </w:r>
-      <w:proofErr w:type="spellStart"/>
-      <w:r>
-        <w:t>o.o_w_id</w:t>
-      </w:r>
-      <w:proofErr w:type="spellEnd"/>
-      <w:r>
-        <w:t xml:space="preserve"> = </w:t>
-      </w:r>
-      <w:proofErr w:type="spellStart"/>
-      <w:r>
-        <w:t>w.w_id</w:t>
-      </w:r>
-      <w:proofErr w:type="spellEnd"/>
-    </w:p>
-    <w:p>
-      <w:pPr>
-        <w:ind w:firstLine="420"/>
-      </w:pPr>
-      <w:proofErr w:type="gramStart"/>
+        <w:t>customer c inner join oorder o</w:t>
+      </w:r>
+    </w:p>
+    <w:p>
+      <w:pPr>
+        <w:ind w:firstLine="420"/>
+      </w:pPr>
+      <w:r>
+        <w:t>on c.c_id = o.o_c_id</w:t>
+      </w:r>
+    </w:p>
+    <w:p>
+      <w:pPr>
+        <w:ind w:firstLine="420"/>
+      </w:pPr>
+      <w:r>
+        <w:t>left join warehaouse w</w:t>
+      </w:r>
+    </w:p>
+    <w:p>
+      <w:pPr>
+        <w:ind w:firstLine="420"/>
+      </w:pPr>
+      <w:r>
+        <w:t>on o.o_w_id = w.w_id</w:t>
+      </w:r>
+    </w:p>
+    <w:p>
+      <w:pPr>
+        <w:ind w:firstLine="420"/>
+      </w:pPr>
       <w:r>
         <w:t>where</w:t>
       </w:r>
-      <w:proofErr w:type="gramEnd"/>
-    </w:p>
-    <w:p>
-      <w:pPr>
-        <w:ind w:firstLine="420"/>
-      </w:pPr>
-      <w:proofErr w:type="spellStart"/>
-      <w:r>
-        <w:t>w.w_id</w:t>
-      </w:r>
-      <w:proofErr w:type="spellEnd"/>
-      <w:r>
-        <w:t xml:space="preserve"> = 193 and </w:t>
-      </w:r>
-      <w:proofErr w:type="spellStart"/>
-      <w:r>
-        <w:t>c.c_id</w:t>
-      </w:r>
-      <w:proofErr w:type="spellEnd"/>
-      <w:r>
-        <w:t xml:space="preserve"> &gt;= 435 and </w:t>
-      </w:r>
-      <w:proofErr w:type="spellStart"/>
-      <w:r>
-        <w:t>c.</w:t>
-      </w:r>
-      <w:r>
-        <w:t>c_id</w:t>
-      </w:r>
-      <w:proofErr w:type="spellEnd"/>
-      <w:r>
-        <w:t xml:space="preserve"> &lt;= 445</w:t>
-      </w:r>
-    </w:p>
-    <w:p>
-      <w:pPr>
-        <w:ind w:firstLine="420"/>
-      </w:pPr>
-      <w:r>
-        <w:t xml:space="preserve">order by </w:t>
-      </w:r>
-      <w:proofErr w:type="spellStart"/>
-      <w:r>
-        <w:t>w.w_id</w:t>
-      </w:r>
-      <w:proofErr w:type="spellEnd"/>
-      <w:r>
-        <w:t xml:space="preserve">, </w:t>
-      </w:r>
-      <w:proofErr w:type="spellStart"/>
-      <w:r>
-        <w:t>c.c_id</w:t>
-      </w:r>
-      <w:proofErr w:type="spellEnd"/>
-      <w:r>
-        <w:t xml:space="preserve">, </w:t>
-      </w:r>
-      <w:proofErr w:type="spellStart"/>
-      <w:r>
-        <w:t>o.o_id</w:t>
-      </w:r>
-      <w:proofErr w:type="spellEnd"/>
-      <w:r>
-        <w:t xml:space="preserve"> MULTI_STEP_QUERY(</w:t>
-      </w:r>
-      <w:proofErr w:type="spellStart"/>
-      <w:proofErr w:type="gramStart"/>
-      <w:r>
-        <w:t>w,o</w:t>
-      </w:r>
-      <w:proofErr w:type="gramEnd"/>
-      <w:r>
-        <w:t>,c</w:t>
-      </w:r>
-      <w:proofErr w:type="spellEnd"/>
-      <w:r>
-        <w:t>);</w:t>
+    </w:p>
+    <w:p>
+      <w:pPr>
+        <w:ind w:firstLine="420"/>
+      </w:pPr>
+      <w:r>
+        <w:t>w.w_id = 193 and c.c_id &gt;= 435 and c.c_id &lt;= 445</w:t>
+      </w:r>
+    </w:p>
+    <w:p>
+      <w:pPr>
+        <w:ind w:firstLine="420"/>
+      </w:pPr>
+      <w:r>
+        <w:t>order by w.w_id, c.c_id, o.o_id MULTI_STEP_QUERY(w,o,c);</w:t>
       </w:r>
     </w:p>
     <w:p>
@@ -3768,21 +3078,7 @@
         <w:rPr>
           <w:rFonts w:hint="eastAsia"/>
         </w:rPr>
-        <w:t>条件索引失效，造成</w:t>
-      </w:r>
-      <w:proofErr w:type="gramStart"/>
-      <w:r>
-        <w:rPr>
-          <w:rFonts w:hint="eastAsia"/>
-        </w:rPr>
-        <w:t>全表锁</w:t>
-      </w:r>
-      <w:proofErr w:type="gramEnd"/>
-      <w:r>
-        <w:rPr>
-          <w:rFonts w:hint="eastAsia"/>
-        </w:rPr>
-        <w:t>（对于悲观锁，</w:t>
+        <w:t>条件索引失效，造成全表锁（对于悲观锁，</w:t>
       </w:r>
       <w:r>
         <w:rPr>
@@ -3820,14 +3116,12 @@
         </w:rPr>
         <w:t>条件中增加</w:t>
       </w:r>
-      <w:proofErr w:type="spellStart"/>
       <w:r>
         <w:rPr>
           <w:rFonts w:hint="eastAsia"/>
         </w:rPr>
         <w:t>force_index</w:t>
       </w:r>
-      <w:proofErr w:type="spellEnd"/>
       <w:r>
         <w:rPr>
           <w:rFonts w:hint="eastAsia"/>
@@ -3928,7 +3222,6 @@
           <w:b/>
         </w:rPr>
       </w:pPr>
-      <w:proofErr w:type="spellStart"/>
       <w:r>
         <w:rPr>
           <w:rFonts w:hint="eastAsia"/>
@@ -3936,7 +3229,6 @@
         </w:rPr>
         <w:t>storagedb</w:t>
       </w:r>
-      <w:proofErr w:type="spellEnd"/>
     </w:p>
     <w:p>
       <w:pPr>
@@ -3970,7 +3262,6 @@
           <w:b/>
         </w:rPr>
       </w:pPr>
-      <w:proofErr w:type="spellStart"/>
       <w:r>
         <w:rPr>
           <w:rFonts w:hint="eastAsia"/>
@@ -3978,7 +3269,6 @@
         </w:rPr>
         <w:t>samedb</w:t>
       </w:r>
-      <w:proofErr w:type="spellEnd"/>
     </w:p>
     <w:p>
       <w:pPr>
@@ -4002,14 +3292,12 @@
         </w:rPr>
         <w:t>的操作，前面第一个计算分片信息后，后面的全部添加</w:t>
       </w:r>
-      <w:proofErr w:type="spellStart"/>
       <w:r>
         <w:rPr>
           <w:rFonts w:hint="eastAsia"/>
         </w:rPr>
         <w:t>samedb</w:t>
       </w:r>
-      <w:proofErr w:type="spellEnd"/>
       <w:r>
         <w:rPr>
           <w:rFonts w:hint="eastAsia"/>
@@ -4130,13 +3418,7 @@
         <w:rPr>
           <w:rFonts w:hint="eastAsia"/>
         </w:rPr>
-        <w:t>多</w:t>
-      </w:r>
-      <w:r>
-        <w:rPr>
-          <w:rFonts w:hint="eastAsia"/>
-        </w:rPr>
-        <w:t>线程</w:t>
+        <w:t>多线程</w:t>
       </w:r>
     </w:p>
     <w:p>
@@ -4257,13 +3539,7 @@
         <w:rPr>
           <w:rFonts w:hint="eastAsia"/>
         </w:rPr>
-        <w:t>问题：每个事务都要</w:t>
-      </w:r>
-      <w:r>
-        <w:rPr>
-          <w:rFonts w:hint="eastAsia"/>
-        </w:rPr>
-        <w:t>释放</w:t>
+        <w:t>问题：每个事务都要释放</w:t>
       </w:r>
       <w:r>
         <w:rPr>
@@ -4298,13 +3574,7 @@
         <w:rPr>
           <w:rFonts w:hint="eastAsia"/>
         </w:rPr>
-        <w:t>性能提升机制：计算节点批量</w:t>
-      </w:r>
-      <w:r>
-        <w:rPr>
-          <w:rFonts w:hint="eastAsia"/>
-        </w:rPr>
-        <w:t>释放</w:t>
+        <w:t>性能提升机制：计算节点批量释放</w:t>
       </w:r>
       <w:r>
         <w:rPr>
@@ -4328,13 +3598,157 @@
         <w:rPr>
           <w:rFonts w:hint="eastAsia"/>
         </w:rPr>
-        <w:t>一次执行多个计算节点的批量</w:t>
-      </w:r>
-      <w:r>
-        <w:rPr>
-          <w:rFonts w:hint="eastAsia"/>
-        </w:rPr>
-        <w:t>释放</w:t>
+        <w:t>一次执行多个计算节点的批量释放。</w:t>
+      </w:r>
+    </w:p>
+    <w:p/>
+    <w:p>
+      <w:pPr>
+        <w:pStyle w:val="5"/>
+      </w:pPr>
+      <w:r>
+        <w:rPr>
+          <w:rFonts w:hint="eastAsia"/>
+        </w:rPr>
+        <w:t>批量查询</w:t>
+      </w:r>
+      <w:r>
+        <w:rPr>
+          <w:rFonts w:hint="eastAsia"/>
+        </w:rPr>
+        <w:t>GTID</w:t>
+      </w:r>
+    </w:p>
+    <w:p>
+      <w:pPr>
+        <w:ind w:firstLine="420"/>
+      </w:pPr>
+      <w:r>
+        <w:rPr>
+          <w:rFonts w:hint="eastAsia"/>
+        </w:rPr>
+        <w:t>问题：每个事务都要查询活跃事务列表，与</w:t>
+      </w:r>
+      <w:r>
+        <w:rPr>
+          <w:rFonts w:hint="eastAsia"/>
+        </w:rPr>
+        <w:t>GTM</w:t>
+      </w:r>
+      <w:r>
+        <w:rPr>
+          <w:rFonts w:hint="eastAsia"/>
+        </w:rPr>
+        <w:t>交互频繁。</w:t>
+      </w:r>
+    </w:p>
+    <w:p>
+      <w:pPr>
+        <w:ind w:firstLine="420"/>
+      </w:pPr>
+      <w:r>
+        <w:rPr>
+          <w:rFonts w:hint="eastAsia"/>
+        </w:rPr>
+        <w:t>性能提升机制：计算节点汇总多次查询，</w:t>
+      </w:r>
+      <w:r>
+        <w:rPr>
+          <w:rFonts w:hint="eastAsia"/>
+        </w:rPr>
+        <w:t>GTM</w:t>
+      </w:r>
+      <w:r>
+        <w:rPr>
+          <w:rFonts w:hint="eastAsia"/>
+        </w:rPr>
+        <w:t>一次执行多个计算节点的汇总查询。</w:t>
+      </w:r>
+    </w:p>
+    <w:p>
+      <w:pPr>
+        <w:ind w:firstLine="420"/>
+      </w:pPr>
+    </w:p>
+    <w:p>
+      <w:pPr>
+        <w:pStyle w:val="4"/>
+      </w:pPr>
+      <w:r>
+        <w:rPr>
+          <w:rFonts w:hint="eastAsia"/>
+        </w:rPr>
+        <w:t>GTM</w:t>
+      </w:r>
+      <w:r>
+        <w:rPr>
+          <w:rFonts w:hint="eastAsia"/>
+        </w:rPr>
+        <w:t>横向扩展</w:t>
+      </w:r>
+    </w:p>
+    <w:p>
+      <w:pPr>
+        <w:ind w:firstLine="420"/>
+      </w:pPr>
+      <w:r>
+        <w:rPr>
+          <w:rFonts w:hint="eastAsia"/>
+        </w:rPr>
+        <w:t>问题：多集群共用</w:t>
+      </w:r>
+      <w:r>
+        <w:rPr>
+          <w:rFonts w:hint="eastAsia"/>
+        </w:rPr>
+        <w:t>GTM</w:t>
+      </w:r>
+      <w:r>
+        <w:rPr>
+          <w:rFonts w:hint="eastAsia"/>
+        </w:rPr>
+        <w:t>，导致</w:t>
+      </w:r>
+      <w:r>
+        <w:rPr>
+          <w:rFonts w:hint="eastAsia"/>
+        </w:rPr>
+        <w:t>GTM</w:t>
+      </w:r>
+      <w:r>
+        <w:rPr>
+          <w:rFonts w:hint="eastAsia"/>
+        </w:rPr>
+        <w:t>压力大。</w:t>
+      </w:r>
+    </w:p>
+    <w:p>
+      <w:pPr>
+        <w:ind w:firstLine="420"/>
+      </w:pPr>
+      <w:r>
+        <w:rPr>
+          <w:rFonts w:hint="eastAsia"/>
+        </w:rPr>
+        <w:t>性能提升机制：支持多</w:t>
+      </w:r>
+      <w:r>
+        <w:rPr>
+          <w:rFonts w:hint="eastAsia"/>
+        </w:rPr>
+        <w:t>GTM</w:t>
+      </w:r>
+      <w:r>
+        <w:rPr>
+          <w:rFonts w:hint="eastAsia"/>
+        </w:rPr>
+        <w:t>部署，最多一个集群独占一套</w:t>
+      </w:r>
+      <w:r>
+        <w:rPr>
+          <w:rFonts w:hint="eastAsia"/>
+        </w:rPr>
+        <w:t>GTM</w:t>
       </w:r>
       <w:r>
         <w:rPr>
@@ -4343,45 +3757,15 @@
         <w:t>。</w:t>
       </w:r>
     </w:p>
-    <w:p/>
-    <w:p>
-      <w:pPr>
-        <w:pStyle w:val="5"/>
-      </w:pPr>
-      <w:r>
-        <w:rPr>
-          <w:rFonts w:hint="eastAsia"/>
-        </w:rPr>
-        <w:t>批量查询</w:t>
-      </w:r>
-      <w:r>
-        <w:rPr>
-          <w:rFonts w:hint="eastAsia"/>
-        </w:rPr>
-        <w:t>GTID</w:t>
-      </w:r>
-    </w:p>
-    <w:p>
-      <w:pPr>
-        <w:ind w:firstLine="420"/>
-      </w:pPr>
-      <w:r>
-        <w:rPr>
-          <w:rFonts w:hint="eastAsia"/>
-        </w:rPr>
-        <w:t>问题：每个事务都要</w:t>
-      </w:r>
-      <w:r>
-        <w:rPr>
-          <w:rFonts w:hint="eastAsia"/>
-        </w:rPr>
-        <w:t>查询活跃事务列表</w:t>
-      </w:r>
-      <w:r>
-        <w:rPr>
-          <w:rFonts w:hint="eastAsia"/>
-        </w:rPr>
-        <w:t>，与</w:t>
+    <w:p>
+      <w:pPr>
+        <w:ind w:firstLine="420"/>
+      </w:pPr>
+      <w:r>
+        <w:rPr>
+          <w:rFonts w:hint="eastAsia"/>
+        </w:rPr>
+        <w:t>效果：减少计算节点与</w:t>
       </w:r>
       <w:r>
         <w:rPr>
@@ -4393,24 +3777,7 @@
         <w:rPr>
           <w:rFonts w:hint="eastAsia"/>
         </w:rPr>
-        <w:t>交互频繁。</w:t>
-      </w:r>
-    </w:p>
-    <w:p>
-      <w:pPr>
-        <w:ind w:firstLine="420"/>
-      </w:pPr>
-      <w:r>
-        <w:rPr>
-          <w:rFonts w:hint="eastAsia"/>
-        </w:rPr>
-        <w:t>性能提升机制：</w:t>
-      </w:r>
-      <w:r>
-        <w:rPr>
-          <w:rFonts w:hint="eastAsia"/>
-        </w:rPr>
-        <w:t>计算节点汇总多次查询，</w:t>
+        <w:t>交互次数，减少</w:t>
       </w:r>
       <w:r>
         <w:rPr>
@@ -4422,19 +3789,24 @@
         <w:rPr>
           <w:rFonts w:hint="eastAsia"/>
         </w:rPr>
-        <w:t>一次执行多个计算节点的汇总查询</w:t>
-      </w:r>
-      <w:r>
-        <w:rPr>
-          <w:rFonts w:hint="eastAsia"/>
-        </w:rPr>
-        <w:t>。</w:t>
-      </w:r>
-    </w:p>
-    <w:p>
-      <w:pPr>
-        <w:ind w:firstLine="420"/>
-      </w:pPr>
+        <w:t>日志落盘次数、主从复制次数。</w:t>
+      </w:r>
+    </w:p>
+    <w:p>
+      <w:pPr>
+        <w:ind w:firstLine="420"/>
+      </w:pPr>
+    </w:p>
+    <w:p>
+      <w:pPr>
+        <w:pStyle w:val="3"/>
+      </w:pPr>
+      <w:r>
+        <w:rPr>
+          <w:rFonts w:hint="eastAsia"/>
+        </w:rPr>
+        <w:t>DB</w:t>
+      </w:r>
     </w:p>
     <w:p>
       <w:pPr>
@@ -4444,134 +3816,7 @@
         <w:rPr>
           <w:rFonts w:hint="eastAsia"/>
         </w:rPr>
-        <w:t>GTM</w:t>
-      </w:r>
-      <w:r>
-        <w:rPr>
-          <w:rFonts w:hint="eastAsia"/>
-        </w:rPr>
-        <w:t>横向扩展</w:t>
-      </w:r>
-    </w:p>
-    <w:p>
-      <w:pPr>
-        <w:ind w:firstLine="420"/>
-      </w:pPr>
-      <w:r>
-        <w:rPr>
-          <w:rFonts w:hint="eastAsia"/>
-        </w:rPr>
-        <w:t>问题：多集群共用</w:t>
-      </w:r>
-      <w:r>
-        <w:rPr>
-          <w:rFonts w:hint="eastAsia"/>
-        </w:rPr>
-        <w:t>GTM</w:t>
-      </w:r>
-      <w:r>
-        <w:rPr>
-          <w:rFonts w:hint="eastAsia"/>
-        </w:rPr>
-        <w:t>，导致</w:t>
-      </w:r>
-      <w:r>
-        <w:rPr>
-          <w:rFonts w:hint="eastAsia"/>
-        </w:rPr>
-        <w:t>GTM</w:t>
-      </w:r>
-      <w:r>
-        <w:rPr>
-          <w:rFonts w:hint="eastAsia"/>
-        </w:rPr>
-        <w:t>压力大。</w:t>
-      </w:r>
-    </w:p>
-    <w:p>
-      <w:pPr>
-        <w:ind w:firstLine="420"/>
-      </w:pPr>
-      <w:r>
-        <w:rPr>
-          <w:rFonts w:hint="eastAsia"/>
-        </w:rPr>
-        <w:t>性能提升机制：支持多</w:t>
-      </w:r>
-      <w:r>
-        <w:rPr>
-          <w:rFonts w:hint="eastAsia"/>
-        </w:rPr>
-        <w:t>GTM</w:t>
-      </w:r>
-      <w:r>
-        <w:rPr>
-          <w:rFonts w:hint="eastAsia"/>
-        </w:rPr>
-        <w:t>部署，最多一个集群独占一套</w:t>
-      </w:r>
-      <w:r>
-        <w:rPr>
-          <w:rFonts w:hint="eastAsia"/>
-        </w:rPr>
-        <w:t>GTM</w:t>
-      </w:r>
-      <w:r>
-        <w:rPr>
-          <w:rFonts w:hint="eastAsia"/>
-        </w:rPr>
-        <w:t>。</w:t>
-      </w:r>
-    </w:p>
-    <w:p>
-      <w:pPr>
-        <w:ind w:firstLine="420"/>
-      </w:pPr>
-      <w:r>
-        <w:rPr>
-          <w:rFonts w:hint="eastAsia"/>
-        </w:rPr>
-        <w:t>效果：减少计算节点与</w:t>
-      </w:r>
-      <w:r>
-        <w:rPr>
-          <w:rFonts w:hint="eastAsia"/>
-        </w:rPr>
-        <w:t>GTM</w:t>
-      </w:r>
-      <w:r>
-        <w:rPr>
-          <w:rFonts w:hint="eastAsia"/>
-        </w:rPr>
-        <w:t>交互次数，减少</w:t>
-      </w:r>
-      <w:r>
-        <w:rPr>
-          <w:rFonts w:hint="eastAsia"/>
-        </w:rPr>
-        <w:t>GTM</w:t>
-      </w:r>
-      <w:r>
-        <w:rPr>
-          <w:rFonts w:hint="eastAsia"/>
-        </w:rPr>
-        <w:t>日志落盘次数、主从复制次数。</w:t>
-      </w:r>
-    </w:p>
-    <w:p>
-      <w:pPr>
-        <w:ind w:firstLine="420"/>
-      </w:pPr>
-    </w:p>
-    <w:p>
-      <w:pPr>
-        <w:pStyle w:val="3"/>
-      </w:pPr>
-      <w:r>
-        <w:rPr>
-          <w:rFonts w:hint="eastAsia"/>
-        </w:rPr>
-        <w:t>DB</w:t>
+        <w:t>写时复制</w:t>
       </w:r>
     </w:p>
     <w:p>
@@ -4582,13 +3827,7 @@
         <w:rPr>
           <w:rFonts w:hint="eastAsia"/>
         </w:rPr>
-        <w:t>写</w:t>
-      </w:r>
-      <w:r>
-        <w:rPr>
-          <w:rFonts w:hint="eastAsia"/>
-        </w:rPr>
-        <w:t>时复制</w:t>
+        <w:t>MVCC</w:t>
       </w:r>
     </w:p>
     <w:p>
@@ -4599,7 +3838,7 @@
         <w:rPr>
           <w:rFonts w:hint="eastAsia"/>
         </w:rPr>
-        <w:t>MVCC</w:t>
+        <w:t>快同步</w:t>
       </w:r>
     </w:p>
     <w:p>
@@ -4610,17 +3849,6 @@
         <w:rPr>
           <w:rFonts w:hint="eastAsia"/>
         </w:rPr>
-        <w:t>快同步</w:t>
-      </w:r>
-    </w:p>
-    <w:p>
-      <w:pPr>
-        <w:pStyle w:val="4"/>
-      </w:pPr>
-      <w:r>
-        <w:rPr>
-          <w:rFonts w:hint="eastAsia"/>
-        </w:rPr>
         <w:t>备机</w:t>
       </w:r>
       <w:r>
@@ -4641,19 +3869,11 @@
         </w:rPr>
         <w:t>SQL</w:t>
       </w:r>
-      <w:proofErr w:type="gramStart"/>
-      <w:r>
-        <w:rPr>
-          <w:rFonts w:hint="eastAsia"/>
-        </w:rPr>
-        <w:t>线程读</w:t>
-      </w:r>
-      <w:proofErr w:type="gramEnd"/>
-      <w:r>
-        <w:rPr>
-          <w:rFonts w:hint="eastAsia"/>
-        </w:rPr>
-        <w:t>写锁拆分</w:t>
+      <w:r>
+        <w:rPr>
+          <w:rFonts w:hint="eastAsia"/>
+        </w:rPr>
+        <w:t>线程读写锁拆分</w:t>
       </w:r>
     </w:p>
     <w:p>
@@ -4683,14 +3903,12 @@
         </w:rPr>
         <w:t>借鉴</w:t>
       </w:r>
-      <w:proofErr w:type="spellStart"/>
       <w:r>
         <w:rPr>
           <w:rFonts w:hint="eastAsia"/>
         </w:rPr>
         <w:t>binlog</w:t>
       </w:r>
-      <w:proofErr w:type="spellEnd"/>
       <w:r>
         <w:rPr>
           <w:rFonts w:hint="eastAsia"/>
@@ -4733,42 +3951,36 @@
         </w:rPr>
         <w:t>对象中</w:t>
       </w:r>
-      <w:proofErr w:type="spellStart"/>
       <w:r>
         <w:rPr>
           <w:rFonts w:hint="eastAsia"/>
         </w:rPr>
         <w:t>LOCK_binlog_end_pos</w:t>
       </w:r>
-      <w:proofErr w:type="spellEnd"/>
       <w:r>
         <w:rPr>
           <w:rFonts w:hint="eastAsia"/>
         </w:rPr>
         <w:t>锁及</w:t>
       </w:r>
-      <w:proofErr w:type="spellStart"/>
       <w:r>
         <w:rPr>
           <w:rFonts w:hint="eastAsia"/>
         </w:rPr>
         <w:t>binlog_end_pos</w:t>
       </w:r>
-      <w:proofErr w:type="spellEnd"/>
       <w:r>
         <w:rPr>
           <w:rFonts w:hint="eastAsia"/>
         </w:rPr>
         <w:t>变量，</w:t>
       </w:r>
-      <w:proofErr w:type="spellStart"/>
       <w:r>
         <w:rPr>
           <w:rFonts w:hint="eastAsia"/>
         </w:rPr>
         <w:t>binlog_end_pos</w:t>
       </w:r>
-      <w:proofErr w:type="spellEnd"/>
       <w:r>
         <w:rPr>
           <w:rFonts w:hint="eastAsia"/>
@@ -4787,14 +3999,12 @@
         </w:rPr>
         <w:t>线程写入</w:t>
       </w:r>
-      <w:proofErr w:type="spellStart"/>
       <w:r>
         <w:rPr>
           <w:rFonts w:hint="eastAsia"/>
         </w:rPr>
         <w:t>relay_log</w:t>
       </w:r>
-      <w:proofErr w:type="spellEnd"/>
       <w:r>
         <w:rPr>
           <w:rFonts w:hint="eastAsia"/>
@@ -4813,28 +4023,24 @@
         </w:rPr>
         <w:t>线程读取</w:t>
       </w:r>
-      <w:proofErr w:type="spellStart"/>
       <w:r>
         <w:rPr>
           <w:rFonts w:hint="eastAsia"/>
         </w:rPr>
         <w:t>relay_log</w:t>
       </w:r>
-      <w:proofErr w:type="spellEnd"/>
       <w:r>
         <w:rPr>
           <w:rFonts w:hint="eastAsia"/>
         </w:rPr>
         <w:t>时，判断不可以超过该</w:t>
       </w:r>
-      <w:proofErr w:type="spellStart"/>
       <w:r>
         <w:rPr>
           <w:rFonts w:hint="eastAsia"/>
         </w:rPr>
         <w:t>binlog_end_pos</w:t>
       </w:r>
-      <w:proofErr w:type="spellEnd"/>
       <w:r>
         <w:rPr>
           <w:rFonts w:hint="eastAsia"/>
@@ -4870,56 +4076,48 @@
         </w:rPr>
         <w:t>时间写入</w:t>
       </w:r>
-      <w:proofErr w:type="spellStart"/>
       <w:r>
         <w:rPr>
           <w:rFonts w:hint="eastAsia"/>
         </w:rPr>
         <w:t>relay_log</w:t>
       </w:r>
-      <w:proofErr w:type="spellEnd"/>
       <w:r>
         <w:rPr>
           <w:rFonts w:hint="eastAsia"/>
         </w:rPr>
         <w:t>后，将会持有</w:t>
       </w:r>
-      <w:proofErr w:type="spellStart"/>
       <w:r>
         <w:rPr>
           <w:rFonts w:hint="eastAsia"/>
         </w:rPr>
         <w:t>LOCK_binlog_end_pos</w:t>
       </w:r>
-      <w:proofErr w:type="spellEnd"/>
       <w:r>
         <w:rPr>
           <w:rFonts w:hint="eastAsia"/>
         </w:rPr>
         <w:t>锁，并且更新</w:t>
       </w:r>
-      <w:proofErr w:type="spellStart"/>
       <w:r>
         <w:rPr>
           <w:rFonts w:hint="eastAsia"/>
         </w:rPr>
         <w:t>binlog_end_pos</w:t>
       </w:r>
-      <w:proofErr w:type="spellEnd"/>
       <w:r>
         <w:rPr>
           <w:rFonts w:hint="eastAsia"/>
         </w:rPr>
         <w:t>值为当前正在写</w:t>
       </w:r>
-      <w:proofErr w:type="spellStart"/>
       <w:r>
         <w:rPr>
           <w:rFonts w:hint="eastAsia"/>
         </w:rPr>
         <w:t>io_cache</w:t>
       </w:r>
-      <w:proofErr w:type="spellEnd"/>
       <w:r>
         <w:rPr>
           <w:rFonts w:hint="eastAsia"/>
@@ -4944,118 +4142,84 @@
         </w:rPr>
         <w:t>线程从</w:t>
       </w:r>
-      <w:proofErr w:type="spellStart"/>
       <w:r>
         <w:rPr>
           <w:rFonts w:hint="eastAsia"/>
         </w:rPr>
         <w:t>relay_log</w:t>
       </w:r>
-      <w:proofErr w:type="spellEnd"/>
       <w:r>
         <w:rPr>
           <w:rFonts w:hint="eastAsia"/>
         </w:rPr>
         <w:t>读取</w:t>
       </w:r>
-      <w:proofErr w:type="spellStart"/>
       <w:r>
         <w:rPr>
           <w:rFonts w:hint="eastAsia"/>
         </w:rPr>
         <w:t>evnet</w:t>
       </w:r>
-      <w:proofErr w:type="spellEnd"/>
       <w:r>
         <w:rPr>
           <w:rFonts w:hint="eastAsia"/>
         </w:rPr>
         <w:t>事件时，不再需要持有</w:t>
       </w:r>
-      <w:proofErr w:type="spellStart"/>
-      <w:r>
-        <w:rPr>
-          <w:rFonts w:hint="eastAsia"/>
-        </w:rPr>
-        <w:t>r</w:t>
-      </w:r>
-      <w:r>
-        <w:rPr>
-          <w:rFonts w:hint="eastAsia"/>
-        </w:rPr>
-        <w:t>elay_log</w:t>
-      </w:r>
-      <w:proofErr w:type="spellEnd"/>
-      <w:r>
-        <w:rPr>
-          <w:rFonts w:hint="eastAsia"/>
-        </w:rPr>
-        <w:t>::</w:t>
-      </w:r>
-      <w:proofErr w:type="spellStart"/>
-      <w:r>
-        <w:rPr>
-          <w:rFonts w:hint="eastAsia"/>
-        </w:rPr>
-        <w:t>LOCK_log</w:t>
-      </w:r>
-      <w:proofErr w:type="spellEnd"/>
+      <w:r>
+        <w:rPr>
+          <w:rFonts w:hint="eastAsia"/>
+        </w:rPr>
+        <w:t>relay_log::LOCK_log</w:t>
+      </w:r>
       <w:r>
         <w:rPr>
           <w:rFonts w:hint="eastAsia"/>
         </w:rPr>
         <w:t>锁。只需要持有</w:t>
       </w:r>
-      <w:proofErr w:type="spellStart"/>
       <w:r>
         <w:rPr>
           <w:rFonts w:hint="eastAsia"/>
         </w:rPr>
         <w:t>LOCK_binlog_end_pos</w:t>
       </w:r>
-      <w:proofErr w:type="spellEnd"/>
       <w:r>
         <w:rPr>
           <w:rFonts w:hint="eastAsia"/>
         </w:rPr>
         <w:t>锁，获取</w:t>
       </w:r>
-      <w:proofErr w:type="spellStart"/>
       <w:r>
         <w:rPr>
           <w:rFonts w:hint="eastAsia"/>
         </w:rPr>
         <w:t>binlog_end_pos</w:t>
       </w:r>
-      <w:proofErr w:type="spellEnd"/>
       <w:r>
         <w:rPr>
           <w:rFonts w:hint="eastAsia"/>
         </w:rPr>
         <w:t>位置。然后通过该位置和</w:t>
       </w:r>
-      <w:proofErr w:type="spellStart"/>
       <w:r>
         <w:rPr>
           <w:rFonts w:hint="eastAsia"/>
         </w:rPr>
         <w:t>relay_log</w:t>
       </w:r>
-      <w:proofErr w:type="spellEnd"/>
       <w:r>
         <w:rPr>
           <w:rFonts w:hint="eastAsia"/>
         </w:rPr>
         <w:t>文件名判断读取</w:t>
       </w:r>
-      <w:proofErr w:type="spellStart"/>
       <w:r>
         <w:rPr>
           <w:rFonts w:hint="eastAsia"/>
         </w:rPr>
         <w:t>relay_log</w:t>
       </w:r>
-      <w:proofErr w:type="spellEnd"/>
       <w:r>
         <w:rPr>
           <w:rFonts w:hint="eastAsia"/>
@@ -5088,30 +4252,14 @@
         <w:rPr>
           <w:rFonts w:hint="eastAsia"/>
         </w:rPr>
-        <w:t>对于低并发以及</w:t>
-      </w:r>
-      <w:proofErr w:type="gramStart"/>
-      <w:r>
-        <w:rPr>
-          <w:rFonts w:hint="eastAsia"/>
-        </w:rPr>
-        <w:t>写压力</w:t>
-      </w:r>
-      <w:proofErr w:type="gramEnd"/>
-      <w:r>
-        <w:rPr>
-          <w:rFonts w:hint="eastAsia"/>
-        </w:rPr>
-        <w:t>不大的场景（备机同步和回放是同一个</w:t>
-      </w:r>
-      <w:proofErr w:type="spellStart"/>
+        <w:t>对于低并发以及写压力不大的场景（备机同步和回放是同一个</w:t>
+      </w:r>
       <w:r>
         <w:rPr>
           <w:rFonts w:hint="eastAsia"/>
         </w:rPr>
         <w:t>relay_log</w:t>
       </w:r>
-      <w:proofErr w:type="spellEnd"/>
       <w:r>
         <w:rPr>
           <w:rFonts w:hint="eastAsia"/>
@@ -5164,51 +4312,88 @@
         </w:rPr>
         <w:t>原来的</w:t>
       </w:r>
-      <w:proofErr w:type="spellStart"/>
       <w:r>
         <w:rPr>
           <w:rFonts w:hint="eastAsia"/>
         </w:rPr>
         <w:t>binlog</w:t>
       </w:r>
-      <w:proofErr w:type="spellEnd"/>
       <w:r>
         <w:rPr>
           <w:rFonts w:hint="eastAsia"/>
         </w:rPr>
         <w:t>发送是</w:t>
       </w:r>
-      <w:proofErr w:type="spellStart"/>
+      <w:r>
+        <w:rPr>
+          <w:rFonts w:hint="eastAsia"/>
+        </w:rPr>
+        <w:t>binlog event</w:t>
+      </w:r>
+      <w:r>
+        <w:rPr>
+          <w:rFonts w:hint="eastAsia"/>
+        </w:rPr>
+        <w:t>一个个发送，备机的</w:t>
+      </w:r>
+      <w:r>
+        <w:rPr>
+          <w:rFonts w:hint="eastAsia"/>
+        </w:rPr>
+        <w:t>IO</w:t>
+      </w:r>
+      <w:r>
+        <w:rPr>
+          <w:rFonts w:hint="eastAsia"/>
+        </w:rPr>
+        <w:t>线程在接收</w:t>
+      </w:r>
+      <w:r>
+        <w:rPr>
+          <w:rFonts w:hint="eastAsia"/>
+        </w:rPr>
+        <w:t>event</w:t>
+      </w:r>
+      <w:r>
+        <w:rPr>
+          <w:rFonts w:hint="eastAsia"/>
+        </w:rPr>
+        <w:t>时，也是一个个</w:t>
+      </w:r>
+      <w:r>
+        <w:rPr>
+          <w:rFonts w:hint="eastAsia"/>
+        </w:rPr>
+        <w:t>event</w:t>
+      </w:r>
+      <w:r>
+        <w:rPr>
+          <w:rFonts w:hint="eastAsia"/>
+        </w:rPr>
+        <w:t>进行处理的。</w:t>
+      </w:r>
+    </w:p>
+    <w:p>
+      <w:pPr>
+        <w:ind w:firstLine="420"/>
+      </w:pPr>
+      <w:r>
+        <w:rPr>
+          <w:rFonts w:hint="eastAsia"/>
+        </w:rPr>
+        <w:t>由于通常一个事务的</w:t>
+      </w:r>
       <w:r>
         <w:rPr>
           <w:rFonts w:hint="eastAsia"/>
         </w:rPr>
         <w:t>binlog</w:t>
       </w:r>
-      <w:proofErr w:type="spellEnd"/>
-      <w:r>
-        <w:rPr>
-          <w:rFonts w:hint="eastAsia"/>
-        </w:rPr>
-        <w:t xml:space="preserve"> event</w:t>
-      </w:r>
-      <w:r>
-        <w:rPr>
-          <w:rFonts w:hint="eastAsia"/>
-        </w:rPr>
-        <w:t>一个个发送，备机的</w:t>
-      </w:r>
-      <w:r>
-        <w:rPr>
-          <w:rFonts w:hint="eastAsia"/>
-        </w:rPr>
-        <w:t>IO</w:t>
-      </w:r>
-      <w:r>
-        <w:rPr>
-          <w:rFonts w:hint="eastAsia"/>
-        </w:rPr>
-        <w:t>线程在接收</w:t>
+      <w:r>
+        <w:rPr>
+          <w:rFonts w:hint="eastAsia"/>
+        </w:rPr>
+        <w:t>是由多个</w:t>
       </w:r>
       <w:r>
         <w:rPr>
@@ -5220,7 +4405,19 @@
         <w:rPr>
           <w:rFonts w:hint="eastAsia"/>
         </w:rPr>
-        <w:t>时，也是一个个</w:t>
+        <w:t>组成的，而且仅在一组</w:t>
+      </w:r>
+      <w:r>
+        <w:rPr>
+          <w:rFonts w:hint="eastAsia"/>
+        </w:rPr>
+        <w:t>binlog event</w:t>
+      </w:r>
+      <w:r>
+        <w:rPr>
+          <w:rFonts w:hint="eastAsia"/>
+        </w:rPr>
+        <w:t>的最后一个</w:t>
       </w:r>
       <w:r>
         <w:rPr>
@@ -5232,96 +4429,13 @@
         <w:rPr>
           <w:rFonts w:hint="eastAsia"/>
         </w:rPr>
-        <w:t>进</w:t>
-      </w:r>
-      <w:r>
-        <w:rPr>
-          <w:rFonts w:hint="eastAsia"/>
-        </w:rPr>
-        <w:t>行处理的。</w:t>
-      </w:r>
-    </w:p>
-    <w:p>
-      <w:pPr>
-        <w:ind w:firstLine="420"/>
-      </w:pPr>
-      <w:r>
-        <w:rPr>
-          <w:rFonts w:hint="eastAsia"/>
-        </w:rPr>
-        <w:t>由于通常一个事务的</w:t>
-      </w:r>
-      <w:proofErr w:type="spellStart"/>
-      <w:r>
-        <w:rPr>
-          <w:rFonts w:hint="eastAsia"/>
-        </w:rPr>
-        <w:t>binlog</w:t>
-      </w:r>
-      <w:proofErr w:type="spellEnd"/>
-      <w:r>
-        <w:rPr>
-          <w:rFonts w:hint="eastAsia"/>
-        </w:rPr>
-        <w:t>是由多个</w:t>
-      </w:r>
-      <w:r>
-        <w:rPr>
-          <w:rFonts w:hint="eastAsia"/>
-        </w:rPr>
-        <w:t>event</w:t>
-      </w:r>
-      <w:r>
-        <w:rPr>
-          <w:rFonts w:hint="eastAsia"/>
-        </w:rPr>
-        <w:t>组成的，而且仅在一组</w:t>
-      </w:r>
-      <w:proofErr w:type="spellStart"/>
-      <w:r>
-        <w:rPr>
-          <w:rFonts w:hint="eastAsia"/>
-        </w:rPr>
-        <w:t>binlog</w:t>
-      </w:r>
-      <w:proofErr w:type="spellEnd"/>
-      <w:r>
-        <w:rPr>
-          <w:rFonts w:hint="eastAsia"/>
-        </w:rPr>
-        <w:t xml:space="preserve"> event</w:t>
-      </w:r>
-      <w:r>
-        <w:rPr>
-          <w:rFonts w:hint="eastAsia"/>
-        </w:rPr>
-        <w:t>的最后一个</w:t>
-      </w:r>
-      <w:r>
-        <w:rPr>
-          <w:rFonts w:hint="eastAsia"/>
-        </w:rPr>
-        <w:t>event</w:t>
-      </w:r>
-      <w:r>
-        <w:rPr>
-          <w:rFonts w:hint="eastAsia"/>
-        </w:rPr>
         <w:t>需要给主机回响应。所以，考虑此处将多个</w:t>
       </w:r>
-      <w:proofErr w:type="spellStart"/>
-      <w:r>
-        <w:rPr>
-          <w:rFonts w:hint="eastAsia"/>
-        </w:rPr>
-        <w:t>binlog</w:t>
-      </w:r>
-      <w:proofErr w:type="spellEnd"/>
-      <w:r>
-        <w:rPr>
-          <w:rFonts w:hint="eastAsia"/>
-        </w:rPr>
-        <w:t xml:space="preserve"> event</w:t>
+      <w:r>
+        <w:rPr>
+          <w:rFonts w:hint="eastAsia"/>
+        </w:rPr>
+        <w:t>binlog event</w:t>
       </w:r>
       <w:r>
         <w:rPr>
@@ -5340,19 +4454,11 @@
         </w:rPr>
         <w:t>主机将多个</w:t>
       </w:r>
-      <w:proofErr w:type="spellStart"/>
-      <w:r>
-        <w:rPr>
-          <w:rFonts w:hint="eastAsia"/>
-        </w:rPr>
-        <w:t>binlog</w:t>
-      </w:r>
-      <w:proofErr w:type="spellEnd"/>
-      <w:r>
-        <w:rPr>
-          <w:rFonts w:hint="eastAsia"/>
-        </w:rPr>
-        <w:t xml:space="preserve"> event</w:t>
+      <w:r>
+        <w:rPr>
+          <w:rFonts w:hint="eastAsia"/>
+        </w:rPr>
+        <w:t>binlog event</w:t>
       </w:r>
       <w:r>
         <w:rPr>
@@ -5373,16 +4479,8 @@
         <w:rPr>
           <w:rFonts w:hint="eastAsia"/>
         </w:rPr>
-        <w:t>如果网络</w:t>
-      </w:r>
-      <w:proofErr w:type="gramStart"/>
-      <w:r>
-        <w:rPr>
-          <w:rFonts w:hint="eastAsia"/>
-        </w:rPr>
-        <w:t>包超过</w:t>
-      </w:r>
-      <w:proofErr w:type="gramEnd"/>
+        <w:t>如果网络包超过</w:t>
+      </w:r>
       <w:r>
         <w:rPr>
           <w:rFonts w:hint="eastAsia"/>
@@ -5395,19 +4493,11 @@
         </w:rPr>
         <w:t>，则直接发送，不再继续组合剩余的</w:t>
       </w:r>
-      <w:proofErr w:type="spellStart"/>
-      <w:r>
-        <w:rPr>
-          <w:rFonts w:hint="eastAsia"/>
-        </w:rPr>
-        <w:t>binlog</w:t>
-      </w:r>
-      <w:proofErr w:type="spellEnd"/>
-      <w:r>
-        <w:rPr>
-          <w:rFonts w:hint="eastAsia"/>
-        </w:rPr>
-        <w:t xml:space="preserve"> event</w:t>
+      <w:r>
+        <w:rPr>
+          <w:rFonts w:hint="eastAsia"/>
+        </w:rPr>
+        <w:t>binlog event</w:t>
       </w:r>
     </w:p>
     <w:p>
@@ -5436,19 +4526,11 @@
         </w:rPr>
         <w:t>时，那么本次组包结束。即当一个组提交的所有</w:t>
       </w:r>
-      <w:proofErr w:type="spellStart"/>
-      <w:r>
-        <w:rPr>
-          <w:rFonts w:hint="eastAsia"/>
-        </w:rPr>
-        <w:t>binlog</w:t>
-      </w:r>
-      <w:proofErr w:type="spellEnd"/>
-      <w:r>
-        <w:rPr>
-          <w:rFonts w:hint="eastAsia"/>
-        </w:rPr>
-        <w:t xml:space="preserve"> events</w:t>
+      <w:r>
+        <w:rPr>
+          <w:rFonts w:hint="eastAsia"/>
+        </w:rPr>
+        <w:t>binlog events</w:t>
       </w:r>
       <w:r>
         <w:rPr>
@@ -5479,19 +4561,11 @@
         </w:rPr>
         <w:t>备机解析多个</w:t>
       </w:r>
-      <w:proofErr w:type="spellStart"/>
-      <w:r>
-        <w:rPr>
-          <w:rFonts w:hint="eastAsia"/>
-        </w:rPr>
-        <w:t>binlog</w:t>
-      </w:r>
-      <w:proofErr w:type="spellEnd"/>
-      <w:r>
-        <w:rPr>
-          <w:rFonts w:hint="eastAsia"/>
-        </w:rPr>
-        <w:t xml:space="preserve"> event</w:t>
+      <w:r>
+        <w:rPr>
+          <w:rFonts w:hint="eastAsia"/>
+        </w:rPr>
+        <w:t>binlog event</w:t>
       </w:r>
       <w:r>
         <w:rPr>
@@ -5546,14 +4620,12 @@
         </w:rPr>
         <w:t>事件，解析后再写入</w:t>
       </w:r>
-      <w:proofErr w:type="spellStart"/>
       <w:r>
         <w:rPr>
           <w:rFonts w:hint="eastAsia"/>
         </w:rPr>
         <w:t>relaylog</w:t>
       </w:r>
-      <w:proofErr w:type="spellEnd"/>
       <w:r>
         <w:rPr>
           <w:rFonts w:hint="eastAsia"/>
@@ -5656,55 +4728,31 @@
         <w:rPr>
           <w:rFonts w:hint="eastAsia"/>
         </w:rPr>
-        <w:t>主备复制是一个插件，在实际</w:t>
-      </w:r>
-      <w:r>
-        <w:rPr>
-          <w:rFonts w:hint="eastAsia"/>
-        </w:rPr>
-        <w:t>运行过程中，是以插件的形式加载的。</w:t>
-      </w:r>
-    </w:p>
-    <w:p>
-      <w:pPr>
-        <w:ind w:firstLine="420"/>
-      </w:pPr>
-      <w:proofErr w:type="spellStart"/>
+        <w:t>主备复制是一个插件，在实际运行过程中，是以插件的形式加载的。</w:t>
+      </w:r>
+    </w:p>
+    <w:p>
+      <w:pPr>
+        <w:ind w:firstLine="420"/>
+      </w:pPr>
       <w:r>
         <w:rPr>
           <w:rFonts w:hint="eastAsia"/>
         </w:rPr>
         <w:t>Mysql</w:t>
       </w:r>
-      <w:proofErr w:type="spellEnd"/>
-      <w:r>
-        <w:rPr>
-          <w:rFonts w:hint="eastAsia"/>
-        </w:rPr>
-        <w:t>中所有插件的调用，都需要被一把</w:t>
-      </w:r>
-      <w:proofErr w:type="gramStart"/>
-      <w:r>
-        <w:rPr>
-          <w:rFonts w:hint="eastAsia"/>
-        </w:rPr>
-        <w:t>插件读</w:t>
-      </w:r>
-      <w:proofErr w:type="gramEnd"/>
-      <w:r>
-        <w:rPr>
-          <w:rFonts w:hint="eastAsia"/>
-        </w:rPr>
-        <w:t>写锁管理，在一个事务提交过程中，</w:t>
-      </w:r>
-      <w:proofErr w:type="spellStart"/>
+      <w:r>
+        <w:rPr>
+          <w:rFonts w:hint="eastAsia"/>
+        </w:rPr>
+        <w:t>中所有插件的调用，都需要被一把插件读写锁管理，在一个事务提交过程中，</w:t>
+      </w:r>
       <w:r>
         <w:rPr>
           <w:rFonts w:hint="eastAsia"/>
         </w:rPr>
         <w:t>mysql</w:t>
       </w:r>
-      <w:proofErr w:type="spellEnd"/>
       <w:r>
         <w:rPr>
           <w:rFonts w:hint="eastAsia"/>
@@ -5721,21 +4769,7 @@
         <w:rPr>
           <w:rFonts w:hint="eastAsia"/>
         </w:rPr>
-        <w:t>插件有频繁的交互，导致这把</w:t>
-      </w:r>
-      <w:proofErr w:type="gramStart"/>
-      <w:r>
-        <w:rPr>
-          <w:rFonts w:hint="eastAsia"/>
-        </w:rPr>
-        <w:t>插件读</w:t>
-      </w:r>
-      <w:proofErr w:type="gramEnd"/>
-      <w:r>
-        <w:rPr>
-          <w:rFonts w:hint="eastAsia"/>
-        </w:rPr>
-        <w:t>写锁成为一个非常热点的资源。</w:t>
+        <w:t>插件有频繁的交互，导致这把插件读写锁成为一个非常热点的资源。</w:t>
       </w:r>
     </w:p>
     <w:p>
@@ -5760,14 +4794,12 @@
         </w:rPr>
         <w:t>插件内置到</w:t>
       </w:r>
-      <w:proofErr w:type="spellStart"/>
       <w:r>
         <w:rPr>
           <w:rFonts w:hint="eastAsia"/>
         </w:rPr>
         <w:t>mysqld</w:t>
       </w:r>
-      <w:proofErr w:type="spellEnd"/>
       <w:r>
         <w:rPr>
           <w:rFonts w:hint="eastAsia"/>
@@ -5793,27 +4825,17 @@
         </w:rPr>
         <w:t>源码，在</w:t>
       </w:r>
-      <w:proofErr w:type="spellStart"/>
       <w:r>
         <w:rPr>
           <w:rFonts w:hint="eastAsia"/>
         </w:rPr>
         <w:t>mysql</w:t>
       </w:r>
-      <w:proofErr w:type="spellEnd"/>
-      <w:proofErr w:type="gramStart"/>
-      <w:r>
-        <w:rPr>
-          <w:rFonts w:hint="eastAsia"/>
-        </w:rPr>
-        <w:t>层实现</w:t>
-      </w:r>
-      <w:proofErr w:type="gramEnd"/>
-      <w:r>
-        <w:rPr>
-          <w:rFonts w:hint="eastAsia"/>
-        </w:rPr>
-        <w:t>了同样的功能，对业务无感。同时，由于不再是插件的模式，因此不再执行</w:t>
+      <w:r>
+        <w:rPr>
+          <w:rFonts w:hint="eastAsia"/>
+        </w:rPr>
+        <w:t>层实现了同样的功能，对业务无感。同时，由于不再是插件的模式，因此不再执行</w:t>
       </w:r>
       <w:r>
         <w:rPr>
@@ -5838,15 +4860,7 @@
           <w:b/>
           <w:bCs/>
         </w:rPr>
-        <w:t>优化效</w:t>
-      </w:r>
-      <w:r>
-        <w:rPr>
-          <w:rFonts w:hint="eastAsia"/>
-          <w:b/>
-          <w:bCs/>
-        </w:rPr>
-        <w:t>果：</w:t>
+        <w:t>优化效果：</w:t>
       </w:r>
     </w:p>
     <w:p>
@@ -5869,21 +4883,31 @@
         <w:rPr>
           <w:rFonts w:hint="eastAsia"/>
         </w:rPr>
+        <w:t>主备增加到</w:t>
+      </w:r>
+      <w:r>
+        <w:rPr>
+          <w:rFonts w:hint="eastAsia"/>
+        </w:rPr>
+        <w:t>1</w:t>
+      </w:r>
+      <w:r>
+        <w:rPr>
+          <w:rFonts w:hint="eastAsia"/>
+        </w:rPr>
         <w:t>主</w:t>
       </w:r>
-      <w:proofErr w:type="gramStart"/>
-      <w:r>
-        <w:rPr>
-          <w:rFonts w:hint="eastAsia"/>
-        </w:rPr>
-        <w:t>备增加</w:t>
-      </w:r>
-      <w:proofErr w:type="gramEnd"/>
-      <w:r>
-        <w:rPr>
-          <w:rFonts w:hint="eastAsia"/>
-        </w:rPr>
-        <w:t>到</w:t>
+      <w:r>
+        <w:rPr>
+          <w:rFonts w:hint="eastAsia"/>
+        </w:rPr>
+        <w:t>3</w:t>
+      </w:r>
+      <w:r>
+        <w:rPr>
+          <w:rFonts w:hint="eastAsia"/>
+        </w:rPr>
+        <w:t>备，下降不大，但是再次增加到</w:t>
       </w:r>
       <w:r>
         <w:rPr>
@@ -5901,13 +4925,13 @@
         <w:rPr>
           <w:rFonts w:hint="eastAsia"/>
         </w:rPr>
-        <w:t>3</w:t>
-      </w:r>
-      <w:r>
-        <w:rPr>
-          <w:rFonts w:hint="eastAsia"/>
-        </w:rPr>
-        <w:t>备，下降不大，但是再次增加到</w:t>
+        <w:t>5</w:t>
+      </w:r>
+      <w:r>
+        <w:rPr>
+          <w:rFonts w:hint="eastAsia"/>
+        </w:rPr>
+        <w:t>备，甚至</w:t>
       </w:r>
       <w:r>
         <w:rPr>
@@ -5925,13 +4949,13 @@
         <w:rPr>
           <w:rFonts w:hint="eastAsia"/>
         </w:rPr>
-        <w:t>5</w:t>
-      </w:r>
-      <w:r>
-        <w:rPr>
-          <w:rFonts w:hint="eastAsia"/>
-        </w:rPr>
-        <w:t>备，甚至</w:t>
+        <w:t>7</w:t>
+      </w:r>
+      <w:r>
+        <w:rPr>
+          <w:rFonts w:hint="eastAsia"/>
+        </w:rPr>
+        <w:t>备时，性能急剧下降，只有</w:t>
       </w:r>
       <w:r>
         <w:rPr>
@@ -5949,13 +4973,72 @@
         <w:rPr>
           <w:rFonts w:hint="eastAsia"/>
         </w:rPr>
+        <w:t>1</w:t>
+      </w:r>
+      <w:r>
+        <w:rPr>
+          <w:rFonts w:hint="eastAsia"/>
+        </w:rPr>
+        <w:t>备的一半性能。</w:t>
+      </w:r>
+    </w:p>
+    <w:p>
+      <w:pPr>
+        <w:ind w:firstLine="420"/>
+      </w:pPr>
+      <w:r>
+        <w:rPr>
+          <w:rFonts w:hint="eastAsia"/>
+        </w:rPr>
+        <w:t>优化后的版本，从</w:t>
+      </w:r>
+      <w:r>
+        <w:rPr>
+          <w:rFonts w:hint="eastAsia"/>
+        </w:rPr>
+        <w:t>1</w:t>
+      </w:r>
+      <w:r>
+        <w:rPr>
+          <w:rFonts w:hint="eastAsia"/>
+        </w:rPr>
+        <w:t>主</w:t>
+      </w:r>
+      <w:r>
+        <w:rPr>
+          <w:rFonts w:hint="eastAsia"/>
+        </w:rPr>
+        <w:t>1</w:t>
+      </w:r>
+      <w:r>
+        <w:rPr>
+          <w:rFonts w:hint="eastAsia"/>
+        </w:rPr>
+        <w:t>备到</w:t>
+      </w:r>
+      <w:r>
+        <w:rPr>
+          <w:rFonts w:hint="eastAsia"/>
+        </w:rPr>
+        <w:t>1</w:t>
+      </w:r>
+      <w:r>
+        <w:rPr>
+          <w:rFonts w:hint="eastAsia"/>
+        </w:rPr>
+        <w:t>主</w:t>
+      </w:r>
+      <w:r>
+        <w:rPr>
+          <w:rFonts w:hint="eastAsia"/>
+        </w:rPr>
         <w:t>7</w:t>
       </w:r>
       <w:r>
         <w:rPr>
           <w:rFonts w:hint="eastAsia"/>
         </w:rPr>
-        <w:t>备时，性能急剧下降，只有</w:t>
+        <w:t>备，性能全都一致。相当于优化后的版本，在</w:t>
       </w:r>
       <w:r>
         <w:rPr>
@@ -5967,91 +5050,6 @@
         <w:rPr>
           <w:rFonts w:hint="eastAsia"/>
         </w:rPr>
-        <w:t>主</w:t>
-      </w:r>
-      <w:r>
-        <w:rPr>
-          <w:rFonts w:hint="eastAsia"/>
-        </w:rPr>
-        <w:t>1</w:t>
-      </w:r>
-      <w:r>
-        <w:rPr>
-          <w:rFonts w:hint="eastAsia"/>
-        </w:rPr>
-        <w:t>备的一半性能。</w:t>
-      </w:r>
-    </w:p>
-    <w:p>
-      <w:pPr>
-        <w:ind w:firstLine="420"/>
-      </w:pPr>
-      <w:r>
-        <w:rPr>
-          <w:rFonts w:hint="eastAsia"/>
-        </w:rPr>
-        <w:t>优化后的版本，从</w:t>
-      </w:r>
-      <w:r>
-        <w:rPr>
-          <w:rFonts w:hint="eastAsia"/>
-        </w:rPr>
-        <w:t>1</w:t>
-      </w:r>
-      <w:r>
-        <w:rPr>
-          <w:rFonts w:hint="eastAsia"/>
-        </w:rPr>
-        <w:t>主</w:t>
-      </w:r>
-      <w:r>
-        <w:rPr>
-          <w:rFonts w:hint="eastAsia"/>
-        </w:rPr>
-        <w:t>1</w:t>
-      </w:r>
-      <w:proofErr w:type="gramStart"/>
-      <w:r>
-        <w:rPr>
-          <w:rFonts w:hint="eastAsia"/>
-        </w:rPr>
-        <w:t>备到</w:t>
-      </w:r>
-      <w:proofErr w:type="gramEnd"/>
-      <w:r>
-        <w:rPr>
-          <w:rFonts w:hint="eastAsia"/>
-        </w:rPr>
-        <w:t>1</w:t>
-      </w:r>
-      <w:r>
-        <w:rPr>
-          <w:rFonts w:hint="eastAsia"/>
-        </w:rPr>
-        <w:t>主</w:t>
-      </w:r>
-      <w:r>
-        <w:rPr>
-          <w:rFonts w:hint="eastAsia"/>
-        </w:rPr>
-        <w:t>7</w:t>
-      </w:r>
-      <w:r>
-        <w:rPr>
-          <w:rFonts w:hint="eastAsia"/>
-        </w:rPr>
-        <w:t>备，性能全都一致。相当于优化后的版本，在</w:t>
-      </w:r>
-      <w:r>
-        <w:rPr>
-          <w:rFonts w:hint="eastAsia"/>
-        </w:rPr>
-        <w:t>1</w:t>
-      </w:r>
-      <w:r>
-        <w:rPr>
-          <w:rFonts w:hint="eastAsia"/>
-        </w:rPr>
         <w:t>主多备的场景下，性能能够提升</w:t>
       </w:r>
       <w:r>
@@ -6116,19 +5114,11 @@
       <w:pPr>
         <w:ind w:firstLine="420"/>
       </w:pPr>
-      <w:proofErr w:type="spellStart"/>
-      <w:r>
-        <w:rPr>
-          <w:rFonts w:hint="eastAsia"/>
-        </w:rPr>
-        <w:t>rela</w:t>
-      </w:r>
-      <w:proofErr w:type="spellEnd"/>
-      <w:r>
-        <w:rPr>
-          <w:rFonts w:hint="eastAsia"/>
-        </w:rPr>
-        <w:t>-log-info-repository=FILE</w:t>
+      <w:r>
+        <w:rPr>
+          <w:rFonts w:hint="eastAsia"/>
+        </w:rPr>
+        <w:t>rela-log-info-repository=FILE</w:t>
       </w:r>
     </w:p>
     <w:p>
@@ -6160,13 +5150,8 @@
       <w:pPr>
         <w:ind w:firstLine="420"/>
       </w:pPr>
-      <w:proofErr w:type="spellStart"/>
-      <w:r>
-        <w:t>rela</w:t>
-      </w:r>
-      <w:proofErr w:type="spellEnd"/>
-      <w:r>
-        <w:t>-log-info-repository=</w:t>
+      <w:r>
+        <w:t>rela-log-info-repository=</w:t>
       </w:r>
       <w:r>
         <w:rPr>
@@ -6197,28 +5182,24 @@
         </w:rPr>
         <w:t>时，表示的</w:t>
       </w:r>
-      <w:proofErr w:type="spellStart"/>
       <w:r>
         <w:rPr>
           <w:rFonts w:hint="eastAsia"/>
         </w:rPr>
         <w:t>master_info</w:t>
       </w:r>
-      <w:proofErr w:type="spellEnd"/>
       <w:r>
         <w:rPr>
           <w:rFonts w:hint="eastAsia"/>
         </w:rPr>
         <w:t>和</w:t>
       </w:r>
-      <w:proofErr w:type="spellStart"/>
       <w:r>
         <w:rPr>
           <w:rFonts w:hint="eastAsia"/>
         </w:rPr>
         <w:t>relay_log_info</w:t>
       </w:r>
-      <w:proofErr w:type="spellEnd"/>
       <w:r>
         <w:rPr>
           <w:rFonts w:hint="eastAsia"/>
@@ -6273,19 +5254,11 @@
         </w:rPr>
         <w:t>操作。默认的</w:t>
       </w:r>
-      <w:proofErr w:type="spellStart"/>
-      <w:r>
-        <w:rPr>
-          <w:rFonts w:hint="eastAsia"/>
-        </w:rPr>
-        <w:t>sync_master_info</w:t>
-      </w:r>
-      <w:proofErr w:type="spellEnd"/>
-      <w:r>
-        <w:rPr>
-          <w:rFonts w:hint="eastAsia"/>
-        </w:rPr>
-        <w:t>=10000</w:t>
+      <w:r>
+        <w:rPr>
+          <w:rFonts w:hint="eastAsia"/>
+        </w:rPr>
+        <w:t>sync_master_info=10000</w:t>
       </w:r>
       <w:r>
         <w:rPr>
@@ -6293,19 +5266,11 @@
         </w:rPr>
         <w:t>，</w:t>
       </w:r>
-      <w:proofErr w:type="spellStart"/>
-      <w:r>
-        <w:rPr>
-          <w:rFonts w:hint="eastAsia"/>
-        </w:rPr>
-        <w:t>sync_relay_log</w:t>
-      </w:r>
-      <w:proofErr w:type="spellEnd"/>
-      <w:r>
-        <w:rPr>
-          <w:rFonts w:hint="eastAsia"/>
-        </w:rPr>
-        <w:t>=10000</w:t>
+      <w:r>
+        <w:rPr>
+          <w:rFonts w:hint="eastAsia"/>
+        </w:rPr>
+        <w:t>sync_relay_log=10000</w:t>
       </w:r>
       <w:r>
         <w:rPr>
@@ -6313,25 +5278,11 @@
         </w:rPr>
         <w:t>，</w:t>
       </w:r>
-      <w:proofErr w:type="spellStart"/>
-      <w:r>
-        <w:rPr>
-          <w:rFonts w:hint="eastAsia"/>
-        </w:rPr>
-        <w:t>sync_relay_</w:t>
-      </w:r>
-      <w:r>
-        <w:rPr>
-          <w:rFonts w:hint="eastAsia"/>
-        </w:rPr>
-        <w:t>log_info</w:t>
-      </w:r>
-      <w:proofErr w:type="spellEnd"/>
-      <w:r>
-        <w:rPr>
-          <w:rFonts w:hint="eastAsia"/>
-        </w:rPr>
-        <w:t>=10000</w:t>
+      <w:r>
+        <w:rPr>
+          <w:rFonts w:hint="eastAsia"/>
+        </w:rPr>
+        <w:t>sync_relay_log_info=10000</w:t>
       </w:r>
       <w:r>
         <w:rPr>
@@ -6398,42 +5349,36 @@
         </w:rPr>
         <w:t>时，表示</w:t>
       </w:r>
-      <w:proofErr w:type="spellStart"/>
       <w:r>
         <w:rPr>
           <w:rFonts w:hint="eastAsia"/>
         </w:rPr>
         <w:t>master_info</w:t>
       </w:r>
-      <w:proofErr w:type="spellEnd"/>
       <w:r>
         <w:rPr>
           <w:rFonts w:hint="eastAsia"/>
         </w:rPr>
         <w:t>和</w:t>
       </w:r>
-      <w:proofErr w:type="spellStart"/>
       <w:r>
         <w:rPr>
           <w:rFonts w:hint="eastAsia"/>
         </w:rPr>
         <w:t>relay_log_info</w:t>
       </w:r>
-      <w:proofErr w:type="spellEnd"/>
       <w:r>
         <w:rPr>
           <w:rFonts w:hint="eastAsia"/>
         </w:rPr>
         <w:t>使用系统表存储，默认使用的是</w:t>
       </w:r>
-      <w:proofErr w:type="spellStart"/>
       <w:r>
         <w:rPr>
           <w:rFonts w:hint="eastAsia"/>
         </w:rPr>
         <w:t>InnoDB</w:t>
       </w:r>
-      <w:proofErr w:type="spellEnd"/>
       <w:r>
         <w:rPr>
           <w:rFonts w:hint="eastAsia"/>
@@ -6452,14 +5397,12 @@
         </w:rPr>
         <w:t>操作，不但对性能没有影响，也可以利用</w:t>
       </w:r>
-      <w:proofErr w:type="spellStart"/>
       <w:r>
         <w:rPr>
           <w:rFonts w:hint="eastAsia"/>
         </w:rPr>
         <w:t>innodb</w:t>
       </w:r>
-      <w:proofErr w:type="spellEnd"/>
       <w:r>
         <w:rPr>
           <w:rFonts w:hint="eastAsia"/>
@@ -6488,7 +5431,6 @@
       <w:pPr>
         <w:pStyle w:val="4"/>
       </w:pPr>
-      <w:proofErr w:type="spellStart"/>
       <w:r>
         <w:rPr>
           <w:rFonts w:hint="eastAsia"/>
@@ -6496,7 +5438,6 @@
         <w:lastRenderedPageBreak/>
         <w:t>binlog</w:t>
       </w:r>
-      <w:proofErr w:type="spellEnd"/>
       <w:r>
         <w:rPr>
           <w:rFonts w:hint="eastAsia"/>
@@ -6537,14 +5478,9 @@
       <w:pPr>
         <w:ind w:firstLine="420"/>
       </w:pPr>
-      <w:proofErr w:type="spellStart"/>
-      <w:r>
-        <w:t>max_bi</w:t>
-      </w:r>
-      <w:r>
-        <w:t>nlog_size</w:t>
-      </w:r>
-      <w:proofErr w:type="spellEnd"/>
+      <w:r>
+        <w:t>max_binlog_size</w:t>
+      </w:r>
       <w:r>
         <w:rPr>
           <w:rFonts w:hint="eastAsia"/>
@@ -6579,13 +5515,8 @@
       <w:pPr>
         <w:ind w:firstLine="420"/>
       </w:pPr>
-      <w:proofErr w:type="spellStart"/>
-      <w:r>
-        <w:t>max_binlog_size</w:t>
-      </w:r>
-      <w:proofErr w:type="spellEnd"/>
-      <w:r>
-        <w:t>=10</w:t>
+      <w:r>
+        <w:t>max_binlog_size=10</w:t>
       </w:r>
       <w:r>
         <w:rPr>
@@ -6604,28 +5535,24 @@
         </w:rPr>
         <w:t>该配置项表示</w:t>
       </w:r>
-      <w:proofErr w:type="spellStart"/>
       <w:r>
         <w:rPr>
           <w:rFonts w:hint="eastAsia"/>
         </w:rPr>
         <w:t>binlog</w:t>
       </w:r>
-      <w:proofErr w:type="spellEnd"/>
       <w:r>
         <w:rPr>
           <w:rFonts w:hint="eastAsia"/>
         </w:rPr>
         <w:t>的大小达到多大切换到下一个</w:t>
       </w:r>
-      <w:proofErr w:type="spellStart"/>
       <w:r>
         <w:rPr>
           <w:rFonts w:hint="eastAsia"/>
         </w:rPr>
         <w:t>binlog</w:t>
       </w:r>
-      <w:proofErr w:type="spellEnd"/>
       <w:r>
         <w:rPr>
           <w:rFonts w:hint="eastAsia"/>
@@ -6643,42 +5570,36 @@
         </w:rPr>
         <w:t>由于</w:t>
       </w:r>
-      <w:proofErr w:type="spellStart"/>
       <w:r>
         <w:rPr>
           <w:rFonts w:hint="eastAsia"/>
         </w:rPr>
         <w:t>binlog</w:t>
       </w:r>
-      <w:proofErr w:type="spellEnd"/>
       <w:r>
         <w:rPr>
           <w:rFonts w:hint="eastAsia"/>
         </w:rPr>
         <w:t>过小导致了发生频繁的切换，而</w:t>
       </w:r>
-      <w:proofErr w:type="spellStart"/>
       <w:r>
         <w:rPr>
           <w:rFonts w:hint="eastAsia"/>
         </w:rPr>
         <w:t>binlog</w:t>
       </w:r>
-      <w:proofErr w:type="spellEnd"/>
       <w:r>
         <w:rPr>
           <w:rFonts w:hint="eastAsia"/>
         </w:rPr>
         <w:t>切换时是阻塞当前所有的写事务的，影响非常大。因此将</w:t>
       </w:r>
-      <w:proofErr w:type="spellStart"/>
       <w:r>
         <w:rPr>
           <w:rFonts w:hint="eastAsia"/>
         </w:rPr>
         <w:t>binlog</w:t>
       </w:r>
-      <w:proofErr w:type="spellEnd"/>
       <w:r>
         <w:rPr>
           <w:rFonts w:hint="eastAsia"/>
@@ -6748,14 +5669,12 @@
       <w:pPr>
         <w:pStyle w:val="3"/>
       </w:pPr>
-      <w:proofErr w:type="spellStart"/>
       <w:r>
         <w:rPr>
           <w:rFonts w:hint="eastAsia"/>
         </w:rPr>
         <w:t>Loadserver</w:t>
       </w:r>
-      <w:proofErr w:type="spellEnd"/>
     </w:p>
     <w:p>
       <w:pPr>
@@ -6765,13 +5684,7 @@
         <w:rPr>
           <w:rFonts w:hint="eastAsia"/>
         </w:rPr>
-        <w:t>多</w:t>
-      </w:r>
-      <w:r>
-        <w:rPr>
-          <w:rFonts w:hint="eastAsia"/>
-        </w:rPr>
-        <w:t>线程</w:t>
+        <w:t>多线程</w:t>
       </w:r>
     </w:p>
     <w:p>
@@ -6808,13 +5721,7 @@
         <w:rPr>
           <w:rFonts w:hint="eastAsia"/>
         </w:rPr>
-        <w:t>没</w:t>
-      </w:r>
-      <w:r>
-        <w:rPr>
-          <w:rFonts w:hint="eastAsia"/>
-        </w:rPr>
-        <w:t>有处理</w:t>
+        <w:t>没有处理</w:t>
       </w:r>
       <w:r>
         <w:rPr>
@@ -6875,21 +5782,7 @@
         <w:rPr>
           <w:rFonts w:hint="eastAsia"/>
         </w:rPr>
-        <w:t>会在主</w:t>
-      </w:r>
-      <w:proofErr w:type="gramStart"/>
-      <w:r>
-        <w:rPr>
-          <w:rFonts w:hint="eastAsia"/>
-        </w:rPr>
-        <w:t>备关系</w:t>
-      </w:r>
-      <w:proofErr w:type="gramEnd"/>
-      <w:r>
-        <w:rPr>
-          <w:rFonts w:hint="eastAsia"/>
-        </w:rPr>
-        <w:t>发生变化的时候才会推送给</w:t>
+        <w:t>会在主备关系发生变化的时候才会推送给</w:t>
       </w:r>
       <w:r>
         <w:rPr>
@@ -6903,33 +5796,17 @@
         </w:rPr>
         <w:t>最新的元数据（主备关系），此时如果</w:t>
       </w:r>
-      <w:proofErr w:type="spellStart"/>
       <w:r>
         <w:rPr>
           <w:rFonts w:hint="eastAsia"/>
         </w:rPr>
         <w:t>dbproxy</w:t>
       </w:r>
-      <w:proofErr w:type="spellEnd"/>
-      <w:r>
-        <w:rPr>
-          <w:rFonts w:hint="eastAsia"/>
-        </w:rPr>
-        <w:t>重启，则会自动</w:t>
-      </w:r>
-      <w:proofErr w:type="gramStart"/>
-      <w:r>
-        <w:rPr>
-          <w:rFonts w:hint="eastAsia"/>
-        </w:rPr>
-        <w:t>重置主</w:t>
-      </w:r>
-      <w:proofErr w:type="gramEnd"/>
-      <w:r>
-        <w:rPr>
-          <w:rFonts w:hint="eastAsia"/>
-        </w:rPr>
-        <w:t>备关系，这个时候可能就会发送到旧的备机（</w:t>
+      <w:r>
+        <w:rPr>
+          <w:rFonts w:hint="eastAsia"/>
+        </w:rPr>
+        <w:t>重启，则会自动重置主备关系，这个时候可能就会发送到旧的备机（</w:t>
       </w:r>
       <w:r>
         <w:rPr>
@@ -6979,7 +5856,7 @@
 </file>
 
 <file path=word/endnotes.xml><?xml version="1.0" encoding="utf-8"?>
-<w:endnotes xmlns:wpc="http://schemas.microsoft.com/office/word/2010/wordprocessingCanvas" xmlns:cx="http://schemas.microsoft.com/office/drawing/2014/chartex" xmlns:cx1="http://schemas.microsoft.com/office/drawing/2015/9/8/chartex" xmlns:cx2="http://schemas.microsoft.com/office/drawing/2015/10/21/chartex" xmlns:cx3="http://schemas.microsoft.com/office/drawing/2016/5/9/chartex" xmlns:cx4="http://schemas.microsoft.com/office/drawing/2016/5/10/chartex" xmlns:cx5="http://schemas.microsoft.com/office/drawing/2016/5/11/chartex" xmlns:cx6="http://schemas.microsoft.com/office/drawing/2016/5/12/chartex" xmlns:cx7="http://schemas.microsoft.com/office/drawing/2016/5/13/chartex" xmlns:cx8="http://schemas.microsoft.com/office/drawing/2016/5/14/chartex" xmlns:mc="http://schemas.openxmlformats.org/markup-compatibility/2006" xmlns:aink="http://schemas.microsoft.com/office/drawing/2016/ink" xmlns:am3d="http://schemas.microsoft.com/office/drawing/2017/model3d" xmlns:o="urn:schemas-microsoft-com:office:office" xmlns:r="http://schemas.openxmlformats.org/officeDocument/2006/relationships" xmlns:m="http://schemas.openxmlformats.org/officeDocument/2006/math" xmlns:v="urn:schemas-microsoft-com:vml" xmlns:wp14="http://schemas.microsoft.com/office/word/2010/wordprocessingDrawing" xmlns:wp="http://schemas.openxmlformats.org/drawingml/2006/wordprocessingDrawing" xmlns:w10="urn:schemas-microsoft-com:office:word" xmlns:w="http://schemas.openxmlformats.org/wordprocessingml/2006/main" xmlns:w14="http://schemas.microsoft.com/office/word/2010/wordml" xmlns:w15="http://schemas.microsoft.com/office/word/2012/wordml" xmlns:w16cex="http://schemas.microsoft.com/office/word/2018/wordml/cex" xmlns:w16cid="http://schemas.microsoft.com/office/word/2016/wordml/cid" xmlns:w16="http://schemas.microsoft.com/office/word/2018/wordml" xmlns:w16se="http://schemas.microsoft.com/office/word/2015/wordml/symex" xmlns:wpg="http://schemas.microsoft.com/office/word/2010/wordprocessingGroup" xmlns:wpi="http://schemas.microsoft.com/office/word/2010/wordprocessingInk" xmlns:wne="http://schemas.microsoft.com/office/word/2006/wordml" xmlns:wps="http://schemas.microsoft.com/office/word/2010/wordprocessingShape" mc:Ignorable="w14 w15 w16se w16cid w16 w16cex wp14">
+<w:endnotes xmlns:wpc="http://schemas.microsoft.com/office/word/2010/wordprocessingCanvas" xmlns:cx="http://schemas.microsoft.com/office/drawing/2014/chartex" xmlns:cx1="http://schemas.microsoft.com/office/drawing/2015/9/8/chartex" xmlns:cx2="http://schemas.microsoft.com/office/drawing/2015/10/21/chartex" xmlns:cx3="http://schemas.microsoft.com/office/drawing/2016/5/9/chartex" xmlns:cx4="http://schemas.microsoft.com/office/drawing/2016/5/10/chartex" xmlns:cx5="http://schemas.microsoft.com/office/drawing/2016/5/11/chartex" xmlns:cx6="http://schemas.microsoft.com/office/drawing/2016/5/12/chartex" xmlns:cx7="http://schemas.microsoft.com/office/drawing/2016/5/13/chartex" xmlns:cx8="http://schemas.microsoft.com/office/drawing/2016/5/14/chartex" xmlns:mc="http://schemas.openxmlformats.org/markup-compatibility/2006" xmlns:aink="http://schemas.microsoft.com/office/drawing/2016/ink" xmlns:am3d="http://schemas.microsoft.com/office/drawing/2017/model3d" xmlns:o="urn:schemas-microsoft-com:office:office" xmlns:oel="http://schemas.microsoft.com/office/2019/extlst" xmlns:r="http://schemas.openxmlformats.org/officeDocument/2006/relationships" xmlns:m="http://schemas.openxmlformats.org/officeDocument/2006/math" xmlns:v="urn:schemas-microsoft-com:vml" xmlns:wp14="http://schemas.microsoft.com/office/word/2010/wordprocessingDrawing" xmlns:wp="http://schemas.openxmlformats.org/drawingml/2006/wordprocessingDrawing" xmlns:w10="urn:schemas-microsoft-com:office:word" xmlns:w="http://schemas.openxmlformats.org/wordprocessingml/2006/main" xmlns:w14="http://schemas.microsoft.com/office/word/2010/wordml" xmlns:w15="http://schemas.microsoft.com/office/word/2012/wordml" xmlns:w16cex="http://schemas.microsoft.com/office/word/2018/wordml/cex" xmlns:w16cid="http://schemas.microsoft.com/office/word/2016/wordml/cid" xmlns:w16="http://schemas.microsoft.com/office/word/2018/wordml" xmlns:w16du="http://schemas.microsoft.com/office/word/2023/wordml/word16du" xmlns:w16sdtdh="http://schemas.microsoft.com/office/word/2020/wordml/sdtdatahash" xmlns:w16sdtfl="http://schemas.microsoft.com/office/word/2024/wordml/sdtformatlock" xmlns:w16se="http://schemas.microsoft.com/office/word/2015/wordml/symex" xmlns:wpg="http://schemas.microsoft.com/office/word/2010/wordprocessingGroup" xmlns:wpi="http://schemas.microsoft.com/office/word/2010/wordprocessingInk" xmlns:wne="http://schemas.microsoft.com/office/word/2006/wordml" xmlns:wps="http://schemas.microsoft.com/office/word/2010/wordprocessingShape" mc:Ignorable="w14 w15 w16se w16cid w16 w16cex w16sdtdh w16sdtfl w16du wp14">
   <w:endnote w:type="separator" w:id="-1">
     <w:p>
       <w:pPr>
@@ -7004,7 +5881,7 @@
 </file>
 
 <file path=word/footnotes.xml><?xml version="1.0" encoding="utf-8"?>
-<w:footnotes xmlns:wpc="http://schemas.microsoft.com/office/word/2010/wordprocessingCanvas" xmlns:cx="http://schemas.microsoft.com/office/drawing/2014/chartex" xmlns:cx1="http://schemas.microsoft.com/office/drawing/2015/9/8/chartex" xmlns:cx2="http://schemas.microsoft.com/office/drawing/2015/10/21/chartex" xmlns:cx3="http://schemas.microsoft.com/office/drawing/2016/5/9/chartex" xmlns:cx4="http://schemas.microsoft.com/office/drawing/2016/5/10/chartex" xmlns:cx5="http://schemas.microsoft.com/office/drawing/2016/5/11/chartex" xmlns:cx6="http://schemas.microsoft.com/office/drawing/2016/5/12/chartex" xmlns:cx7="http://schemas.microsoft.com/office/drawing/2016/5/13/chartex" xmlns:cx8="http://schemas.microsoft.com/office/drawing/2016/5/14/chartex" xmlns:mc="http://schemas.openxmlformats.org/markup-compatibility/2006" xmlns:aink="http://schemas.microsoft.com/office/drawing/2016/ink" xmlns:am3d="http://schemas.microsoft.com/office/drawing/2017/model3d" xmlns:o="urn:schemas-microsoft-com:office:office" xmlns:r="http://schemas.openxmlformats.org/officeDocument/2006/relationships" xmlns:m="http://schemas.openxmlformats.org/officeDocument/2006/math" xmlns:v="urn:schemas-microsoft-com:vml" xmlns:wp14="http://schemas.microsoft.com/office/word/2010/wordprocessingDrawing" xmlns:wp="http://schemas.openxmlformats.org/drawingml/2006/wordprocessingDrawing" xmlns:w10="urn:schemas-microsoft-com:office:word" xmlns:w="http://schemas.openxmlformats.org/wordprocessingml/2006/main" xmlns:w14="http://schemas.microsoft.com/office/word/2010/wordml" xmlns:w15="http://schemas.microsoft.com/office/word/2012/wordml" xmlns:w16cex="http://schemas.microsoft.com/office/word/2018/wordml/cex" xmlns:w16cid="http://schemas.microsoft.com/office/word/2016/wordml/cid" xmlns:w16="http://schemas.microsoft.com/office/word/2018/wordml" xmlns:w16se="http://schemas.microsoft.com/office/word/2015/wordml/symex" xmlns:wpg="http://schemas.microsoft.com/office/word/2010/wordprocessingGroup" xmlns:wpi="http://schemas.microsoft.com/office/word/2010/wordprocessingInk" xmlns:wne="http://schemas.microsoft.com/office/word/2006/wordml" xmlns:wps="http://schemas.microsoft.com/office/word/2010/wordprocessingShape" mc:Ignorable="w14 w15 w16se w16cid w16 w16cex wp14">
+<w:footnotes xmlns:wpc="http://schemas.microsoft.com/office/word/2010/wordprocessingCanvas" xmlns:cx="http://schemas.microsoft.com/office/drawing/2014/chartex" xmlns:cx1="http://schemas.microsoft.com/office/drawing/2015/9/8/chartex" xmlns:cx2="http://schemas.microsoft.com/office/drawing/2015/10/21/chartex" xmlns:cx3="http://schemas.microsoft.com/office/drawing/2016/5/9/chartex" xmlns:cx4="http://schemas.microsoft.com/office/drawing/2016/5/10/chartex" xmlns:cx5="http://schemas.microsoft.com/office/drawing/2016/5/11/chartex" xmlns:cx6="http://schemas.microsoft.com/office/drawing/2016/5/12/chartex" xmlns:cx7="http://schemas.microsoft.com/office/drawing/2016/5/13/chartex" xmlns:cx8="http://schemas.microsoft.com/office/drawing/2016/5/14/chartex" xmlns:mc="http://schemas.openxmlformats.org/markup-compatibility/2006" xmlns:aink="http://schemas.microsoft.com/office/drawing/2016/ink" xmlns:am3d="http://schemas.microsoft.com/office/drawing/2017/model3d" xmlns:o="urn:schemas-microsoft-com:office:office" xmlns:oel="http://schemas.microsoft.com/office/2019/extlst" xmlns:r="http://schemas.openxmlformats.org/officeDocument/2006/relationships" xmlns:m="http://schemas.openxmlformats.org/officeDocument/2006/math" xmlns:v="urn:schemas-microsoft-com:vml" xmlns:wp14="http://schemas.microsoft.com/office/word/2010/wordprocessingDrawing" xmlns:wp="http://schemas.openxmlformats.org/drawingml/2006/wordprocessingDrawing" xmlns:w10="urn:schemas-microsoft-com:office:word" xmlns:w="http://schemas.openxmlformats.org/wordprocessingml/2006/main" xmlns:w14="http://schemas.microsoft.com/office/word/2010/wordml" xmlns:w15="http://schemas.microsoft.com/office/word/2012/wordml" xmlns:w16cex="http://schemas.microsoft.com/office/word/2018/wordml/cex" xmlns:w16cid="http://schemas.microsoft.com/office/word/2016/wordml/cid" xmlns:w16="http://schemas.microsoft.com/office/word/2018/wordml" xmlns:w16du="http://schemas.microsoft.com/office/word/2023/wordml/word16du" xmlns:w16sdtdh="http://schemas.microsoft.com/office/word/2020/wordml/sdtdatahash" xmlns:w16sdtfl="http://schemas.microsoft.com/office/word/2024/wordml/sdtformatlock" xmlns:w16se="http://schemas.microsoft.com/office/word/2015/wordml/symex" xmlns:wpg="http://schemas.microsoft.com/office/word/2010/wordprocessingGroup" xmlns:wpi="http://schemas.microsoft.com/office/word/2010/wordprocessingInk" xmlns:wne="http://schemas.microsoft.com/office/word/2006/wordml" xmlns:wps="http://schemas.microsoft.com/office/word/2010/wordprocessingShape" mc:Ignorable="w14 w15 w16se w16cid w16 w16cex w16sdtdh w16sdtfl w16du wp14">
   <w:footnote w:type="separator" w:id="-1">
     <w:p>
       <w:r>
@@ -7023,7 +5900,7 @@
 </file>
 
 <file path=word/numbering.xml><?xml version="1.0" encoding="utf-8"?>
-<w:numbering xmlns:wpc="http://schemas.microsoft.com/office/word/2010/wordprocessingCanvas" xmlns:cx="http://schemas.microsoft.com/office/drawing/2014/chartex" xmlns:cx1="http://schemas.microsoft.com/office/drawing/2015/9/8/chartex" xmlns:cx2="http://schemas.microsoft.com/office/drawing/2015/10/21/chartex" xmlns:cx3="http://schemas.microsoft.com/office/drawing/2016/5/9/chartex" xmlns:cx4="http://schemas.microsoft.com/office/drawing/2016/5/10/chartex" xmlns:cx5="http://schemas.microsoft.com/office/drawing/2016/5/11/chartex" xmlns:cx6="http://schemas.microsoft.com/office/drawing/2016/5/12/chartex" xmlns:cx7="http://schemas.microsoft.com/office/drawing/2016/5/13/chartex" xmlns:cx8="http://schemas.microsoft.com/office/drawing/2016/5/14/chartex" xmlns:mc="http://schemas.openxmlformats.org/markup-compatibility/2006" xmlns:aink="http://schemas.microsoft.com/office/drawing/2016/ink" xmlns:am3d="http://schemas.microsoft.com/office/drawing/2017/model3d" xmlns:o="urn:schemas-microsoft-com:office:office" xmlns:r="http://schemas.openxmlformats.org/officeDocument/2006/relationships" xmlns:m="http://schemas.openxmlformats.org/officeDocument/2006/math" xmlns:v="urn:schemas-microsoft-com:vml" xmlns:wp14="http://schemas.microsoft.com/office/word/2010/wordprocessingDrawing" xmlns:wp="http://schemas.openxmlformats.org/drawingml/2006/wordprocessingDrawing" xmlns:w10="urn:schemas-microsoft-com:office:word" xmlns:w="http://schemas.openxmlformats.org/wordprocessingml/2006/main" xmlns:w14="http://schemas.microsoft.com/office/word/2010/wordml" xmlns:w15="http://schemas.microsoft.com/office/word/2012/wordml" xmlns:w16cex="http://schemas.microsoft.com/office/word/2018/wordml/cex" xmlns:w16cid="http://schemas.microsoft.com/office/word/2016/wordml/cid" xmlns:w16="http://schemas.microsoft.com/office/word/2018/wordml" xmlns:w16se="http://schemas.microsoft.com/office/word/2015/wordml/symex" xmlns:wpg="http://schemas.microsoft.com/office/word/2010/wordprocessingGroup" xmlns:wpi="http://schemas.microsoft.com/office/word/2010/wordprocessingInk" xmlns:wne="http://schemas.microsoft.com/office/word/2006/wordml" xmlns:wps="http://schemas.microsoft.com/office/word/2010/wordprocessingShape" mc:Ignorable="w14 w15 w16se w16cid w16 w16cex wp14">
+<w:numbering xmlns:wpc="http://schemas.microsoft.com/office/word/2010/wordprocessingCanvas" xmlns:cx="http://schemas.microsoft.com/office/drawing/2014/chartex" xmlns:cx1="http://schemas.microsoft.com/office/drawing/2015/9/8/chartex" xmlns:cx2="http://schemas.microsoft.com/office/drawing/2015/10/21/chartex" xmlns:cx3="http://schemas.microsoft.com/office/drawing/2016/5/9/chartex" xmlns:cx4="http://schemas.microsoft.com/office/drawing/2016/5/10/chartex" xmlns:cx5="http://schemas.microsoft.com/office/drawing/2016/5/11/chartex" xmlns:cx6="http://schemas.microsoft.com/office/drawing/2016/5/12/chartex" xmlns:cx7="http://schemas.microsoft.com/office/drawing/2016/5/13/chartex" xmlns:cx8="http://schemas.microsoft.com/office/drawing/2016/5/14/chartex" xmlns:mc="http://schemas.openxmlformats.org/markup-compatibility/2006" xmlns:aink="http://schemas.microsoft.com/office/drawing/2016/ink" xmlns:am3d="http://schemas.microsoft.com/office/drawing/2017/model3d" xmlns:o="urn:schemas-microsoft-com:office:office" xmlns:oel="http://schemas.microsoft.com/office/2019/extlst" xmlns:r="http://schemas.openxmlformats.org/officeDocument/2006/relationships" xmlns:m="http://schemas.openxmlformats.org/officeDocument/2006/math" xmlns:v="urn:schemas-microsoft-com:vml" xmlns:wp14="http://schemas.microsoft.com/office/word/2010/wordprocessingDrawing" xmlns:wp="http://schemas.openxmlformats.org/drawingml/2006/wordprocessingDrawing" xmlns:w10="urn:schemas-microsoft-com:office:word" xmlns:w="http://schemas.openxmlformats.org/wordprocessingml/2006/main" xmlns:w14="http://schemas.microsoft.com/office/word/2010/wordml" xmlns:w15="http://schemas.microsoft.com/office/word/2012/wordml" xmlns:w16cex="http://schemas.microsoft.com/office/word/2018/wordml/cex" xmlns:w16cid="http://schemas.microsoft.com/office/word/2016/wordml/cid" xmlns:w16="http://schemas.microsoft.com/office/word/2018/wordml" xmlns:w16du="http://schemas.microsoft.com/office/word/2023/wordml/word16du" xmlns:w16sdtdh="http://schemas.microsoft.com/office/word/2020/wordml/sdtdatahash" xmlns:w16sdtfl="http://schemas.microsoft.com/office/word/2024/wordml/sdtformatlock" xmlns:w16se="http://schemas.microsoft.com/office/word/2015/wordml/symex" xmlns:wpg="http://schemas.microsoft.com/office/word/2010/wordprocessingGroup" xmlns:wpi="http://schemas.microsoft.com/office/word/2010/wordprocessingInk" xmlns:wne="http://schemas.microsoft.com/office/word/2006/wordml" xmlns:wps="http://schemas.microsoft.com/office/word/2010/wordprocessingShape" mc:Ignorable="w14 w15 w16se w16cid w16 w16cex w16sdtdh w16sdtfl w16du wp14">
   <w:abstractNum w:abstractNumId="0" w15:restartNumberingAfterBreak="0">
     <w:nsid w:val="C44952A7"/>
     <w:multiLevelType w:val="singleLevel"/>
@@ -7072,23 +5949,23 @@
       <w:lvlJc w:val="left"/>
     </w:lvl>
   </w:abstractNum>
-  <w:num w:numId="1">
+  <w:num w:numId="1" w16cid:durableId="378474724">
     <w:abstractNumId w:val="1"/>
   </w:num>
-  <w:num w:numId="2">
+  <w:num w:numId="2" w16cid:durableId="1437401794">
     <w:abstractNumId w:val="0"/>
   </w:num>
-  <w:num w:numId="3">
+  <w:num w:numId="3" w16cid:durableId="1931809619">
     <w:abstractNumId w:val="2"/>
   </w:num>
-  <w:num w:numId="4">
+  <w:num w:numId="4" w16cid:durableId="1002242864">
     <w:abstractNumId w:val="3"/>
   </w:num>
 </w:numbering>
 </file>
 
 <file path=word/styles.xml><?xml version="1.0" encoding="utf-8"?>
-<w:styles xmlns:mc="http://schemas.openxmlformats.org/markup-compatibility/2006" xmlns:r="http://schemas.openxmlformats.org/officeDocument/2006/relationships" xmlns:w="http://schemas.openxmlformats.org/wordprocessingml/2006/main" xmlns:w14="http://schemas.microsoft.com/office/word/2010/wordml" xmlns:w15="http://schemas.microsoft.com/office/word/2012/wordml" xmlns:w16cex="http://schemas.microsoft.com/office/word/2018/wordml/cex" xmlns:w16cid="http://schemas.microsoft.com/office/word/2016/wordml/cid" xmlns:w16="http://schemas.microsoft.com/office/word/2018/wordml" xmlns:w16se="http://schemas.microsoft.com/office/word/2015/wordml/symex" mc:Ignorable="w14 w15 w16se w16cid w16 w16cex">
+<w:styles xmlns:mc="http://schemas.openxmlformats.org/markup-compatibility/2006" xmlns:r="http://schemas.openxmlformats.org/officeDocument/2006/relationships" xmlns:w="http://schemas.openxmlformats.org/wordprocessingml/2006/main" xmlns:w14="http://schemas.microsoft.com/office/word/2010/wordml" xmlns:w15="http://schemas.microsoft.com/office/word/2012/wordml" xmlns:w16cex="http://schemas.microsoft.com/office/word/2018/wordml/cex" xmlns:w16cid="http://schemas.microsoft.com/office/word/2016/wordml/cid" xmlns:w16="http://schemas.microsoft.com/office/word/2018/wordml" xmlns:w16du="http://schemas.microsoft.com/office/word/2023/wordml/word16du" xmlns:w16sdtdh="http://schemas.microsoft.com/office/word/2020/wordml/sdtdatahash" xmlns:w16sdtfl="http://schemas.microsoft.com/office/word/2024/wordml/sdtformatlock" xmlns:w16se="http://schemas.microsoft.com/office/word/2015/wordml/symex" mc:Ignorable="w14 w15 w16se w16cid w16 w16cex w16sdtdh w16sdtfl w16du">
   <w:docDefaults>
     <w:rPrDefault>
       <w:rPr>
